--- a/Unity_Kit/contents/Module07_PerformanceOptimizationAndProgrammingTechniques/Lab07_NormalMapping/Lab07_NormalMapping.docx
+++ b/Unity_Kit/contents/Module07_PerformanceOptimizationAndProgrammingTechniques/Lab07_NormalMapping/Lab07_NormalMapping.docx
@@ -1,6 +1,6 @@
 
 <file path=word/document.xml><?xml version="1.0" encoding="utf-8"?>
-<w:document xmlns:wpc="http://schemas.microsoft.com/office/word/2010/wordprocessingCanvas" xmlns:cx="http://schemas.microsoft.com/office/drawing/2014/chartex" xmlns:cx1="http://schemas.microsoft.com/office/drawing/2015/9/8/chartex" xmlns:cx2="http://schemas.microsoft.com/office/drawing/2015/10/21/chartex" xmlns:cx3="http://schemas.microsoft.com/office/drawing/2016/5/9/chartex" xmlns:cx4="http://schemas.microsoft.com/office/drawing/2016/5/10/chartex" xmlns:cx5="http://schemas.microsoft.com/office/drawing/2016/5/11/chartex" xmlns:cx6="http://schemas.microsoft.com/office/drawing/2016/5/12/chartex" xmlns:cx7="http://schemas.microsoft.com/office/drawing/2016/5/13/chartex" xmlns:cx8="http://schemas.microsoft.com/office/drawing/2016/5/14/chartex" xmlns:mc="http://schemas.openxmlformats.org/markup-compatibility/2006" xmlns:aink="http://schemas.microsoft.com/office/drawing/2016/ink" xmlns:am3d="http://schemas.microsoft.com/office/drawing/2017/model3d" xmlns:o="urn:schemas-microsoft-com:office:office" xmlns:r="http://schemas.openxmlformats.org/officeDocument/2006/relationships" xmlns:m="http://schemas.openxmlformats.org/officeDocument/2006/math" xmlns:v="urn:schemas-microsoft-com:vml" xmlns:wp14="http://schemas.microsoft.com/office/word/2010/wordprocessingDrawing" xmlns:wp="http://schemas.openxmlformats.org/drawingml/2006/wordprocessingDrawing" xmlns:w10="urn:schemas-microsoft-com:office:word" xmlns:w="http://schemas.openxmlformats.org/wordprocessingml/2006/main" xmlns:w14="http://schemas.microsoft.com/office/word/2010/wordml" xmlns:w15="http://schemas.microsoft.com/office/word/2012/wordml" xmlns:w16cex="http://schemas.microsoft.com/office/word/2018/wordml/cex" xmlns:w16cid="http://schemas.microsoft.com/office/word/2016/wordml/cid" xmlns:w16="http://schemas.microsoft.com/office/word/2018/wordml" xmlns:w16sdtdh="http://schemas.microsoft.com/office/word/2020/wordml/sdtdatahash" xmlns:w16se="http://schemas.microsoft.com/office/word/2015/wordml/symex" xmlns:wpg="http://schemas.microsoft.com/office/word/2010/wordprocessingGroup" xmlns:wpi="http://schemas.microsoft.com/office/word/2010/wordprocessingInk" xmlns:wne="http://schemas.microsoft.com/office/word/2006/wordml" xmlns:wps="http://schemas.microsoft.com/office/word/2010/wordprocessingShape" mc:Ignorable="w14 w15 w16se w16cid w16 w16cex w16sdtdh wp14">
+<w:document xmlns:wpc="http://schemas.microsoft.com/office/word/2010/wordprocessingCanvas" xmlns:cx="http://schemas.microsoft.com/office/drawing/2014/chartex" xmlns:cx1="http://schemas.microsoft.com/office/drawing/2015/9/8/chartex" xmlns:cx2="http://schemas.microsoft.com/office/drawing/2015/10/21/chartex" xmlns:cx3="http://schemas.microsoft.com/office/drawing/2016/5/9/chartex" xmlns:cx4="http://schemas.microsoft.com/office/drawing/2016/5/10/chartex" xmlns:cx5="http://schemas.microsoft.com/office/drawing/2016/5/11/chartex" xmlns:cx6="http://schemas.microsoft.com/office/drawing/2016/5/12/chartex" xmlns:cx7="http://schemas.microsoft.com/office/drawing/2016/5/13/chartex" xmlns:cx8="http://schemas.microsoft.com/office/drawing/2016/5/14/chartex" xmlns:mc="http://schemas.openxmlformats.org/markup-compatibility/2006" xmlns:aink="http://schemas.microsoft.com/office/drawing/2016/ink" xmlns:am3d="http://schemas.microsoft.com/office/drawing/2017/model3d" xmlns:o="urn:schemas-microsoft-com:office:office" xmlns:oel="http://schemas.microsoft.com/office/2019/extlst" xmlns:r="http://schemas.openxmlformats.org/officeDocument/2006/relationships" xmlns:m="http://schemas.openxmlformats.org/officeDocument/2006/math" xmlns:v="urn:schemas-microsoft-com:vml" xmlns:wp14="http://schemas.microsoft.com/office/word/2010/wordprocessingDrawing" xmlns:wp="http://schemas.openxmlformats.org/drawingml/2006/wordprocessingDrawing" xmlns:w10="urn:schemas-microsoft-com:office:word" xmlns:w="http://schemas.openxmlformats.org/wordprocessingml/2006/main" xmlns:w14="http://schemas.microsoft.com/office/word/2010/wordml" xmlns:w15="http://schemas.microsoft.com/office/word/2012/wordml" xmlns:w16cex="http://schemas.microsoft.com/office/word/2018/wordml/cex" xmlns:w16cid="http://schemas.microsoft.com/office/word/2016/wordml/cid" xmlns:w16="http://schemas.microsoft.com/office/word/2018/wordml" xmlns:w16du="http://schemas.microsoft.com/office/word/2023/wordml/word16du" xmlns:w16sdtdh="http://schemas.microsoft.com/office/word/2020/wordml/sdtdatahash" xmlns:w16sdtfl="http://schemas.microsoft.com/office/word/2024/wordml/sdtformatlock" xmlns:w16se="http://schemas.microsoft.com/office/word/2015/wordml/symex" xmlns:wpg="http://schemas.microsoft.com/office/word/2010/wordprocessingGroup" xmlns:wpi="http://schemas.microsoft.com/office/word/2010/wordprocessingInk" xmlns:wne="http://schemas.microsoft.com/office/word/2006/wordml" xmlns:wps="http://schemas.microsoft.com/office/word/2010/wordprocessingShape" mc:Ignorable="w14 w15 w16se w16cid w16 w16cex w16sdtdh w16sdtfl w16du wp14">
   <w:body>
     <w:p>
       <w:pPr>
@@ -120,7 +120,19 @@
         <w:rPr>
           <w:b/>
         </w:rPr>
-        <w:t>Issue 1.0</w:t>
+        <w:t xml:space="preserve">Issue </w:t>
+      </w:r>
+      <w:r>
+        <w:rPr>
+          <w:b/>
+        </w:rPr>
+        <w:t>2</w:t>
+      </w:r>
+      <w:r>
+        <w:rPr>
+          <w:b/>
+        </w:rPr>
+        <w:t>.0</w:t>
       </w:r>
     </w:p>
     <w:p>
@@ -875,21 +887,39 @@
         <w:jc w:val="both"/>
       </w:pPr>
       <w:r>
-        <w:t xml:space="preserve">When dealing with mobile and computer graphics, there is an important decision about complexity and performance. </w:t>
+        <w:t>When dealing with mobile and computer graphics, there is an important decision</w:t>
+      </w:r>
+      <w:r>
+        <w:t xml:space="preserve"> to be made</w:t>
+      </w:r>
+      <w:r>
+        <w:t xml:space="preserve"> about complexity and performance. </w:t>
+      </w:r>
+      <w:r>
+        <w:t>F</w:t>
+      </w:r>
+      <w:r>
+        <w:t xml:space="preserve">or graphics to look realistic, they require many </w:t>
       </w:r>
       <w:proofErr w:type="gramStart"/>
       <w:r>
-        <w:t>In order for</w:t>
+        <w:t>vertices</w:t>
+      </w:r>
+      <w:r>
+        <w:t>.</w:t>
+      </w:r>
+      <w:r>
+        <w:t>.</w:t>
       </w:r>
       <w:proofErr w:type="gramEnd"/>
       <w:r>
-        <w:t xml:space="preserve"> graphics to look realistic, they require many vertices</w:t>
-      </w:r>
-      <w:r>
-        <w:t>,</w:t>
-      </w:r>
-      <w:r>
-        <w:t xml:space="preserve"> etc. However, this is taxing to the performance aspect of the application and can make it run much slower. Normal mapping provides us with the ability to generate graphics that look complex, whilst </w:t>
+        <w:t xml:space="preserve"> However, this is taxing to the performance of the application and can make it run much slower. Normal mapping provides us with the ability to generate graphics that look complex, whil</w:t>
+      </w:r>
+      <w:r>
+        <w:t>e</w:t>
+      </w:r>
+      <w:r>
+        <w:t xml:space="preserve"> </w:t>
       </w:r>
       <w:proofErr w:type="gramStart"/>
       <w:r>
@@ -905,15 +935,13 @@
         <w:jc w:val="both"/>
       </w:pPr>
       <w:r>
-        <w:t xml:space="preserve">This works by combining simple geometry with surface </w:t>
-      </w:r>
-      <w:proofErr w:type="spellStart"/>
-      <w:r>
-        <w:t>normals</w:t>
-      </w:r>
-      <w:proofErr w:type="spellEnd"/>
-      <w:r>
-        <w:t>, providing a more complex version of the same geometry. The process would be something like:</w:t>
+        <w:t xml:space="preserve">This works by combining simple geometry with surface normals, providing a more complex version of the same geometry. The process </w:t>
+      </w:r>
+      <w:r>
+        <w:t>is</w:t>
+      </w:r>
+      <w:r>
+        <w:t>:</w:t>
       </w:r>
     </w:p>
     <w:p>
@@ -927,15 +955,7 @@
         <w:jc w:val="both"/>
       </w:pPr>
       <w:r>
-        <w:t xml:space="preserve">Create more complex geometry, including the direction of all the surface </w:t>
-      </w:r>
-      <w:proofErr w:type="spellStart"/>
-      <w:r>
-        <w:t>normals</w:t>
-      </w:r>
-      <w:proofErr w:type="spellEnd"/>
-      <w:r>
-        <w:t>.</w:t>
+        <w:t>Create more complex geometry, including the direction of all the surface normals.</w:t>
       </w:r>
     </w:p>
     <w:p>
@@ -963,7 +983,7 @@
         <w:jc w:val="both"/>
       </w:pPr>
       <w:r>
-        <w:t>Apply the texture to a simple geometry, making it look more realistic.</w:t>
+        <w:t>Apply the texture to simple geometry, making it look more realistic.</w:t>
       </w:r>
     </w:p>
     <w:p>
@@ -977,32 +997,56 @@
           <w:szCs w:val="24"/>
           <w:lang w:eastAsia="en-GB"/>
         </w:rPr>
-        <w:t>Ensure that you rename parts that reference the name of the previous project such as “</w:t>
-      </w:r>
-      <w:proofErr w:type="spellStart"/>
+        <w:t>Ensure that you rename parts that reference the name of previous project</w:t>
+      </w:r>
       <w:r>
         <w:rPr>
           <w:rFonts w:eastAsia="Times New Roman" w:cs="Times New Roman"/>
           <w:szCs w:val="24"/>
           <w:lang w:eastAsia="en-GB"/>
         </w:rPr>
-        <w:t>SimpleTriangle</w:t>
-      </w:r>
-      <w:proofErr w:type="spellEnd"/>
+        <w:t>s,</w:t>
+      </w:r>
       <w:r>
         <w:rPr>
           <w:rFonts w:eastAsia="Times New Roman" w:cs="Times New Roman"/>
           <w:szCs w:val="24"/>
           <w:lang w:eastAsia="en-GB"/>
         </w:rPr>
-        <w:t>”</w:t>
-      </w:r>
+        <w:t xml:space="preserve"> such as “</w:t>
+      </w:r>
+      <w:proofErr w:type="spellStart"/>
       <w:r>
         <w:rPr>
           <w:rFonts w:eastAsia="Times New Roman" w:cs="Times New Roman"/>
           <w:szCs w:val="24"/>
           <w:lang w:eastAsia="en-GB"/>
         </w:rPr>
+        <w:t>SimpleTriangle</w:t>
+      </w:r>
+      <w:proofErr w:type="spellEnd"/>
+      <w:r>
+        <w:rPr>
+          <w:rFonts w:eastAsia="Times New Roman" w:cs="Times New Roman"/>
+          <w:szCs w:val="24"/>
+          <w:lang w:eastAsia="en-GB"/>
+        </w:rPr>
+        <w:t>”</w:t>
+      </w:r>
+      <w:r>
+        <w:rPr>
+          <w:rFonts w:eastAsia="Times New Roman" w:cs="Times New Roman"/>
+          <w:szCs w:val="24"/>
+          <w:lang w:eastAsia="en-GB"/>
+        </w:rPr>
+        <w:t>,</w:t>
+      </w:r>
+      <w:r>
+        <w:rPr>
+          <w:rFonts w:eastAsia="Times New Roman" w:cs="Times New Roman"/>
+          <w:szCs w:val="24"/>
+          <w:lang w:eastAsia="en-GB"/>
+        </w:rPr>
         <w:t xml:space="preserve"> or rename the project if you are working on one file.</w:t>
       </w:r>
     </w:p>
@@ -1039,15 +1083,49 @@
         <w:t>,</w:t>
       </w:r>
       <w:r>
-        <w:t xml:space="preserve"> we looked at textures and manually wrote our own in the code; however, this was a small texture and did not require much effort. But for larger and more realistic textures, this is not practical. One way around this is including the texture as an asset in the </w:t>
-      </w:r>
-      <w:proofErr w:type="spellStart"/>
-      <w:r>
-        <w:t>apk</w:t>
-      </w:r>
-      <w:proofErr w:type="spellEnd"/>
-      <w:r>
-        <w:t>. This will compress the texture and mean that it is always available to the application.</w:t>
+        <w:t xml:space="preserve"> we looked at textures and manually wrote our own in code</w:t>
+      </w:r>
+      <w:r>
+        <w:t>.</w:t>
+      </w:r>
+      <w:r>
+        <w:t xml:space="preserve"> </w:t>
+      </w:r>
+      <w:r>
+        <w:t>H</w:t>
+      </w:r>
+      <w:r>
+        <w:t xml:space="preserve">owever, this was a small texture and did not require much effort. </w:t>
+      </w:r>
+      <w:r>
+        <w:t>F</w:t>
+      </w:r>
+      <w:r>
+        <w:t xml:space="preserve">or larger and more realistic textures, this is not practical. One way around this is </w:t>
+      </w:r>
+      <w:r>
+        <w:t xml:space="preserve">to </w:t>
+      </w:r>
+      <w:r>
+        <w:t>includ</w:t>
+      </w:r>
+      <w:r>
+        <w:t>e</w:t>
+      </w:r>
+      <w:r>
+        <w:t xml:space="preserve"> the texture as an asset in the </w:t>
+      </w:r>
+      <w:r>
+        <w:t>APK</w:t>
+      </w:r>
+      <w:r>
+        <w:t xml:space="preserve">. This will compress the texture and </w:t>
+      </w:r>
+      <w:r>
+        <w:t>ensure</w:t>
+      </w:r>
+      <w:r>
+        <w:t xml:space="preserve"> that it is always available to the application.</w:t>
       </w:r>
     </w:p>
     <w:p>
@@ -1055,7 +1133,7 @@
         <w:jc w:val="both"/>
       </w:pPr>
       <w:r>
-        <w:t xml:space="preserve">Textures can simply be stored in an </w:t>
+        <w:t xml:space="preserve">Textures can be stored in an </w:t>
       </w:r>
       <w:r>
         <w:rPr>
@@ -1067,11 +1145,9 @@
       <w:r>
         <w:t xml:space="preserve">” folder in the Android Studio project to be included in the </w:t>
       </w:r>
-      <w:proofErr w:type="spellStart"/>
-      <w:r>
-        <w:t>apk</w:t>
-      </w:r>
-      <w:proofErr w:type="spellEnd"/>
+      <w:r>
+        <w:t>APK</w:t>
+      </w:r>
       <w:r>
         <w:t xml:space="preserve">. </w:t>
       </w:r>
@@ -1081,11 +1157,53 @@
       </w:r>
       <w:proofErr w:type="spellStart"/>
       <w:r>
-        <w:t>alt+insert</w:t>
-      </w:r>
-      <w:proofErr w:type="spellEnd"/>
-      <w:r>
-        <w:t xml:space="preserve"> when in the project view and navigate to folder-&gt; asset folder. This will automatically place this folder where it should be located (this is in app/src/main).</w:t>
+        <w:t>A</w:t>
+      </w:r>
+      <w:r>
+        <w:t>lt+</w:t>
+      </w:r>
+      <w:r>
+        <w:t>I</w:t>
+      </w:r>
+      <w:r>
+        <w:t>nsert</w:t>
+      </w:r>
+      <w:proofErr w:type="spellEnd"/>
+      <w:r>
+        <w:t xml:space="preserve"> when in the </w:t>
+      </w:r>
+      <w:r>
+        <w:t>P</w:t>
+      </w:r>
+      <w:r>
+        <w:t xml:space="preserve">roject view and navigate to </w:t>
+      </w:r>
+      <w:r>
+        <w:t>F</w:t>
+      </w:r>
+      <w:r>
+        <w:t xml:space="preserve">older-&gt; </w:t>
+      </w:r>
+      <w:r>
+        <w:t>A</w:t>
+      </w:r>
+      <w:r>
+        <w:t xml:space="preserve">sset </w:t>
+      </w:r>
+      <w:r>
+        <w:t>F</w:t>
+      </w:r>
+      <w:r>
+        <w:t>older. This will automatically place th</w:t>
+      </w:r>
+      <w:r>
+        <w:t>e</w:t>
+      </w:r>
+      <w:r>
+        <w:t xml:space="preserve"> asset</w:t>
+      </w:r>
+      <w:r>
+        <w:t xml:space="preserve"> folder where it should be located (this is in app/src/main).</w:t>
       </w:r>
       <w:bookmarkEnd w:id="3"/>
     </w:p>
@@ -1100,15 +1218,25 @@
         </w:rPr>
       </w:pPr>
       <w:r>
-        <w:t xml:space="preserve">The difficult part is getting them out of the </w:t>
-      </w:r>
-      <w:proofErr w:type="spellStart"/>
-      <w:r>
-        <w:t>apk</w:t>
-      </w:r>
-      <w:proofErr w:type="spellEnd"/>
-      <w:r>
-        <w:t xml:space="preserve">. This must be done in the Java side. We will be modifying </w:t>
+        <w:t>The difficult part is getting the</w:t>
+      </w:r>
+      <w:r>
+        <w:t xml:space="preserve"> assets</w:t>
+      </w:r>
+      <w:r>
+        <w:t xml:space="preserve"> out of the </w:t>
+      </w:r>
+      <w:r>
+        <w:t>APK</w:t>
+      </w:r>
+      <w:r>
+        <w:t xml:space="preserve">. This must be done </w:t>
+      </w:r>
+      <w:r>
+        <w:t>o</w:t>
+      </w:r>
+      <w:r>
+        <w:t xml:space="preserve">n the Java side. We will be modifying </w:t>
       </w:r>
       <w:r>
         <w:rPr>
@@ -1126,13 +1254,7 @@
           <w:i/>
           <w:iCs/>
         </w:rPr>
-        <w:t xml:space="preserve"> </w:t>
-      </w:r>
-      <w:r>
-        <w:rPr>
-          <w:color w:val="000000" w:themeColor="text1"/>
-        </w:rPr>
-        <w:t>or the main activity of your application</w:t>
+        <w:t>,</w:t>
       </w:r>
       <w:r>
         <w:rPr>
@@ -1141,6 +1263,21 @@
           <w:i/>
           <w:iCs/>
         </w:rPr>
+        <w:t xml:space="preserve"> </w:t>
+      </w:r>
+      <w:r>
+        <w:rPr>
+          <w:color w:val="000000" w:themeColor="text1"/>
+        </w:rPr>
+        <w:t>or the main activity of your application</w:t>
+      </w:r>
+      <w:r>
+        <w:rPr>
+          <w:b/>
+          <w:bCs/>
+          <w:i/>
+          <w:iCs/>
+        </w:rPr>
         <w:t>:</w:t>
       </w:r>
     </w:p>
@@ -1295,6 +1432,9 @@
       <w:r>
         <w:t>We start by importing the following libraries</w:t>
       </w:r>
+      <w:r>
+        <w:t>:</w:t>
+      </w:r>
     </w:p>
     <w:p>
       <w:pPr>
@@ -1388,7 +1528,6 @@
         <w:t>NormalMapping</w:t>
       </w:r>
       <w:proofErr w:type="spellEnd"/>
-      <w:proofErr w:type="gramStart"/>
       <w:r>
         <w:rPr>
           <w:color w:val="2A00FF"/>
@@ -1404,7 +1543,6 @@
         </w:rPr>
         <w:t>;</w:t>
       </w:r>
-      <w:proofErr w:type="gramEnd"/>
     </w:p>
     <w:p>
       <w:pPr>
@@ -1482,7 +1620,6 @@
         </w:rPr>
         <w:t xml:space="preserve"> = </w:t>
       </w:r>
-      <w:proofErr w:type="gramStart"/>
       <w:r>
         <w:rPr>
           <w:b/>
@@ -1500,7 +1637,6 @@
         </w:rPr>
         <w:t>;</w:t>
       </w:r>
-      <w:proofErr w:type="gramEnd"/>
     </w:p>
     <w:p>
       <w:pPr>
@@ -1540,10 +1676,25 @@
           <w:sz w:val="18"/>
           <w:szCs w:val="18"/>
         </w:rPr>
-        <w:t xml:space="preserve"> TutorialView </w:t>
-      </w:r>
-      <w:proofErr w:type="spellStart"/>
-      <w:proofErr w:type="gramStart"/>
+        <w:t xml:space="preserve"> </w:t>
+      </w:r>
+      <w:proofErr w:type="spellStart"/>
+      <w:r>
+        <w:rPr>
+          <w:sz w:val="18"/>
+          <w:szCs w:val="18"/>
+        </w:rPr>
+        <w:t>TutorialView</w:t>
+      </w:r>
+      <w:proofErr w:type="spellEnd"/>
+      <w:r>
+        <w:rPr>
+          <w:sz w:val="18"/>
+          <w:szCs w:val="18"/>
+        </w:rPr>
+        <w:t xml:space="preserve"> </w:t>
+      </w:r>
+      <w:proofErr w:type="spellStart"/>
       <w:r>
         <w:rPr>
           <w:color w:val="0000C0"/>
@@ -1560,7 +1711,6 @@
         </w:rPr>
         <w:t>;</w:t>
       </w:r>
-      <w:proofErr w:type="gramEnd"/>
     </w:p>
     <w:p>
       <w:pPr>
@@ -1709,7 +1859,7 @@
         <w:jc w:val="both"/>
       </w:pPr>
       <w:r>
-        <w:t>Then</w:t>
+        <w:t>Next</w:t>
       </w:r>
       <w:r>
         <w:t>,</w:t>
@@ -1721,7 +1871,19 @@
         <w:t xml:space="preserve"> </w:t>
       </w:r>
       <w:r>
-        <w:t xml:space="preserve">two new variables to the code; these are </w:t>
+        <w:t>two new variables to the code</w:t>
+      </w:r>
+      <w:r>
+        <w:t>.</w:t>
+      </w:r>
+      <w:r>
+        <w:t xml:space="preserve"> </w:t>
+      </w:r>
+      <w:r>
+        <w:t>T</w:t>
+      </w:r>
+      <w:r>
+        <w:t xml:space="preserve">hese are </w:t>
       </w:r>
       <w:r>
         <w:rPr>
@@ -1773,11 +1935,11 @@
         <w:t xml:space="preserve">”. </w:t>
       </w:r>
       <w:r>
-        <w:t xml:space="preserve">One is a string that contains the location of where we wish to store our application data and the other </w:t>
+        <w:t xml:space="preserve">One is a string that contains the location where we wish to store our application data and the other is </w:t>
       </w:r>
       <w:r>
         <w:lastRenderedPageBreak/>
-        <w:t xml:space="preserve">is an instance of </w:t>
+        <w:t xml:space="preserve">an instance of </w:t>
       </w:r>
       <w:r>
         <w:rPr>
@@ -1801,17 +1963,38 @@
           <w:i/>
           <w:iCs/>
         </w:rPr>
-        <w:t>.context</w:t>
-      </w:r>
-      <w:proofErr w:type="spellEnd"/>
+        <w:t>.</w:t>
+      </w:r>
       <w:r>
         <w:rPr>
           <w:i/>
           <w:iCs/>
         </w:rPr>
+        <w:t>C</w:t>
+      </w:r>
+      <w:r>
+        <w:rPr>
+          <w:i/>
+          <w:iCs/>
+        </w:rPr>
+        <w:t>ontext</w:t>
+      </w:r>
+      <w:proofErr w:type="spellEnd"/>
+      <w:r>
+        <w:rPr>
+          <w:i/>
+          <w:iCs/>
+        </w:rPr>
         <w:t>”</w:t>
       </w:r>
       <w:r>
+        <w:rPr>
+          <w:i/>
+          <w:iCs/>
+        </w:rPr>
+        <w:t>,</w:t>
+      </w:r>
+      <w:r>
         <w:t xml:space="preserve"> which we will use to access the </w:t>
       </w:r>
       <w:proofErr w:type="spellStart"/>
@@ -1830,11 +2013,9 @@
       <w:r>
         <w:t xml:space="preserve"> will allow us to get the files out of the </w:t>
       </w:r>
-      <w:proofErr w:type="spellStart"/>
-      <w:r>
-        <w:t>apk</w:t>
-      </w:r>
-      <w:proofErr w:type="spellEnd"/>
+      <w:r>
+        <w:t>APK</w:t>
+      </w:r>
       <w:r>
         <w:t>.</w:t>
       </w:r>
@@ -2075,7 +2256,6 @@
         </w:rPr>
         <w:t>"normalMap256.raw"</w:t>
       </w:r>
-      <w:proofErr w:type="gramStart"/>
       <w:r>
         <w:rPr>
           <w:sz w:val="18"/>
@@ -2083,7 +2263,6 @@
         </w:rPr>
         <w:t>);</w:t>
       </w:r>
-      <w:proofErr w:type="gramEnd"/>
     </w:p>
     <w:p>
       <w:pPr>
@@ -2155,7 +2334,13 @@
         <w:t>”</w:t>
       </w:r>
       <w:r>
-        <w:t xml:space="preserve"> function (this is provided by Android). We then use it to get the path to where we should store everything. We assign this path to the “</w:t>
+        <w:t xml:space="preserve"> function</w:t>
+      </w:r>
+      <w:r>
+        <w:t xml:space="preserve">, </w:t>
+      </w:r>
+      <w:r>
+        <w:t>provided by Android. We then use it to get the path to where we should store everything. We assign this path to the “</w:t>
       </w:r>
       <w:proofErr w:type="spellStart"/>
       <w:r>
@@ -2195,7 +2380,19 @@
         <w:t>”</w:t>
       </w:r>
       <w:r>
-        <w:t xml:space="preserve"> function (still to be written) with the name of the asset we wish to retrieve.</w:t>
+        <w:t xml:space="preserve"> function</w:t>
+      </w:r>
+      <w:r>
+        <w:t xml:space="preserve">, which is </w:t>
+      </w:r>
+      <w:r>
+        <w:t>still to be written</w:t>
+      </w:r>
+      <w:r>
+        <w:t>,</w:t>
+      </w:r>
+      <w:r>
+        <w:t xml:space="preserve"> with the name of the asset we wish to retrieve.</w:t>
       </w:r>
     </w:p>
     <w:p>
@@ -2205,7 +2402,10 @@
         <w:jc w:val="both"/>
       </w:pPr>
       <w:r>
-        <w:t xml:space="preserve">Now we need to define the </w:t>
+        <w:t>T</w:t>
+      </w:r>
+      <w:r>
+        <w:t xml:space="preserve">he </w:t>
       </w:r>
       <w:r>
         <w:rPr>
@@ -2231,13 +2431,31 @@
         <w:t>”</w:t>
       </w:r>
       <w:r>
-        <w:t xml:space="preserve"> function. This function will check if the file we wish to extract is on the filesystem. If it is</w:t>
+        <w:t xml:space="preserve"> function</w:t>
+      </w:r>
+      <w:r>
+        <w:t xml:space="preserve"> must now be defined</w:t>
+      </w:r>
+      <w:r>
+        <w:t>. This function will check if the file we wish to extract is on the file</w:t>
+      </w:r>
+      <w:r>
+        <w:t xml:space="preserve"> </w:t>
+      </w:r>
+      <w:r>
+        <w:t>system. If it is</w:t>
       </w:r>
       <w:r>
         <w:t>,</w:t>
       </w:r>
       <w:r>
-        <w:t xml:space="preserve"> then we do not need to do anything as the file is already extracted. However</w:t>
+        <w:t xml:space="preserve"> then we do not need to do anything</w:t>
+      </w:r>
+      <w:r>
+        <w:t>,</w:t>
+      </w:r>
+      <w:r>
+        <w:t xml:space="preserve"> as the file is already extracted. However</w:t>
       </w:r>
       <w:r>
         <w:t>,</w:t>
@@ -2635,15 +2853,32 @@
           <w:sz w:val="18"/>
           <w:szCs w:val="18"/>
         </w:rPr>
-        <w:t xml:space="preserve"> +  </w:t>
-      </w:r>
-      <w:r>
-        <w:rPr>
-          <w:color w:val="2A00FF"/>
-          <w:sz w:val="18"/>
-          <w:szCs w:val="18"/>
-        </w:rPr>
-        <w:t>" already exists no extraction needed\n"</w:t>
+        <w:t xml:space="preserve"> </w:t>
+      </w:r>
+      <w:proofErr w:type="gramStart"/>
+      <w:r>
+        <w:rPr>
+          <w:sz w:val="18"/>
+          <w:szCs w:val="18"/>
+        </w:rPr>
+        <w:t xml:space="preserve">+  </w:t>
+      </w:r>
+      <w:r>
+        <w:rPr>
+          <w:color w:val="2A00FF"/>
+          <w:sz w:val="18"/>
+          <w:szCs w:val="18"/>
+        </w:rPr>
+        <w:t>"</w:t>
+      </w:r>
+      <w:proofErr w:type="gramEnd"/>
+      <w:r>
+        <w:rPr>
+          <w:color w:val="2A00FF"/>
+          <w:sz w:val="18"/>
+          <w:szCs w:val="18"/>
+        </w:rPr>
+        <w:t xml:space="preserve"> already exists no extraction needed\n"</w:t>
       </w:r>
       <w:r>
         <w:rPr>
@@ -2797,7 +3032,6 @@
         </w:rPr>
         <w:t>" doesn't exist extraction needed \n"</w:t>
       </w:r>
-      <w:proofErr w:type="gramStart"/>
       <w:r>
         <w:rPr>
           <w:sz w:val="18"/>
@@ -2805,7 +3039,6 @@
         </w:rPr>
         <w:t>);</w:t>
       </w:r>
-      <w:proofErr w:type="gramEnd"/>
     </w:p>
     <w:p>
       <w:pPr>
@@ -3045,6 +3278,7 @@
         <w:t xml:space="preserve">                </w:t>
       </w:r>
       <w:proofErr w:type="spellStart"/>
+      <w:proofErr w:type="gramStart"/>
       <w:r>
         <w:rPr>
           <w:color w:val="000000"/>
@@ -3054,6 +3288,7 @@
         <w:t>AssetManager</w:t>
       </w:r>
       <w:proofErr w:type="spellEnd"/>
+      <w:proofErr w:type="gramEnd"/>
       <w:r>
         <w:rPr>
           <w:color w:val="000000"/>
@@ -3396,6 +3631,7 @@
         </w:rPr>
         <w:t xml:space="preserve"> </w:t>
       </w:r>
+      <w:proofErr w:type="gramStart"/>
       <w:r>
         <w:rPr>
           <w:sz w:val="18"/>
@@ -3409,7 +3645,16 @@
           <w:sz w:val="18"/>
           <w:szCs w:val="18"/>
         </w:rPr>
-        <w:t>[1024];</w:t>
+        <w:t>[</w:t>
+      </w:r>
+      <w:proofErr w:type="gramEnd"/>
+      <w:r>
+        <w:rPr>
+          <w:color w:val="000000"/>
+          <w:sz w:val="18"/>
+          <w:szCs w:val="18"/>
+        </w:rPr>
+        <w:t>1024];</w:t>
       </w:r>
     </w:p>
     <w:p>
@@ -3500,18 +3745,8 @@
           <w:sz w:val="18"/>
           <w:szCs w:val="18"/>
         </w:rPr>
-        <w:t>, 0, 1024</w:t>
-      </w:r>
-      <w:proofErr w:type="gramStart"/>
-      <w:r>
-        <w:rPr>
-          <w:color w:val="000000"/>
-          <w:sz w:val="18"/>
-          <w:szCs w:val="18"/>
-        </w:rPr>
-        <w:t>);</w:t>
-      </w:r>
-      <w:proofErr w:type="gramEnd"/>
+        <w:t>, 0, 1024);</w:t>
+      </w:r>
     </w:p>
     <w:p>
       <w:pPr>
@@ -3741,18 +3976,8 @@
           <w:sz w:val="18"/>
           <w:szCs w:val="18"/>
         </w:rPr>
-        <w:t>, 0, 1024</w:t>
-      </w:r>
-      <w:proofErr w:type="gramStart"/>
-      <w:r>
-        <w:rPr>
-          <w:color w:val="000000"/>
-          <w:sz w:val="18"/>
-          <w:szCs w:val="18"/>
-        </w:rPr>
-        <w:t>);</w:t>
-      </w:r>
-      <w:proofErr w:type="gramEnd"/>
+        <w:t>, 0, 1024);</w:t>
+      </w:r>
     </w:p>
     <w:p>
       <w:pPr>
@@ -3859,18 +4084,8 @@
           <w:sz w:val="18"/>
           <w:szCs w:val="18"/>
         </w:rPr>
-        <w:t>(</w:t>
-      </w:r>
-      <w:proofErr w:type="gramStart"/>
-      <w:r>
-        <w:rPr>
-          <w:color w:val="000000"/>
-          <w:sz w:val="18"/>
-          <w:szCs w:val="18"/>
-        </w:rPr>
-        <w:t>);</w:t>
-      </w:r>
-      <w:proofErr w:type="gramEnd"/>
+        <w:t>();</w:t>
+      </w:r>
     </w:p>
     <w:p>
       <w:pPr>
@@ -3982,9 +4197,11 @@
           <w:sz w:val="18"/>
           <w:szCs w:val="18"/>
         </w:rPr>
+        <w:lastRenderedPageBreak/>
         <w:t xml:space="preserve">                </w:t>
       </w:r>
       <w:proofErr w:type="spellStart"/>
+      <w:proofErr w:type="gramStart"/>
       <w:r>
         <w:rPr>
           <w:color w:val="000000"/>
@@ -4004,6 +4221,7 @@
         <w:t>e</w:t>
       </w:r>
       <w:proofErr w:type="spellEnd"/>
+      <w:proofErr w:type="gramEnd"/>
       <w:r>
         <w:rPr>
           <w:color w:val="000000"/>
@@ -4075,6 +4293,7 @@
         <w:t xml:space="preserve"> + </w:t>
       </w:r>
       <w:proofErr w:type="spellStart"/>
+      <w:proofErr w:type="gramStart"/>
       <w:r>
         <w:rPr>
           <w:color w:val="6A3E3E"/>
@@ -4092,6 +4311,7 @@
         <w:t>.toString</w:t>
       </w:r>
       <w:proofErr w:type="spellEnd"/>
+      <w:proofErr w:type="gramEnd"/>
       <w:r>
         <w:rPr>
           <w:color w:val="000000"/>
@@ -4114,7 +4334,16 @@
           <w:sz w:val="18"/>
           <w:szCs w:val="18"/>
         </w:rPr>
-        <w:t xml:space="preserve"> +  </w:t>
+        <w:t xml:space="preserve"> </w:t>
+      </w:r>
+      <w:proofErr w:type="gramStart"/>
+      <w:r>
+        <w:rPr>
+          <w:color w:val="000000"/>
+          <w:sz w:val="18"/>
+          <w:szCs w:val="18"/>
+        </w:rPr>
+        <w:t xml:space="preserve">+  </w:t>
       </w:r>
       <w:proofErr w:type="spellStart"/>
       <w:r>
@@ -4127,6 +4356,7 @@
         </w:rPr>
         <w:t>assetDirectory</w:t>
       </w:r>
+      <w:proofErr w:type="gramEnd"/>
       <w:r>
         <w:rPr>
           <w:color w:val="000000"/>
@@ -4168,7 +4398,6 @@
           <w:sz w:val="18"/>
           <w:szCs w:val="18"/>
         </w:rPr>
-        <w:lastRenderedPageBreak/>
         <w:t xml:space="preserve">            }</w:t>
       </w:r>
     </w:p>
@@ -4333,7 +4562,6 @@
         </w:rPr>
         <w:t xml:space="preserve"> Extracted successfully"</w:t>
       </w:r>
-      <w:proofErr w:type="gramStart"/>
       <w:r>
         <w:rPr>
           <w:color w:val="000000"/>
@@ -4342,7 +4570,6 @@
         </w:rPr>
         <w:t>);</w:t>
       </w:r>
-      <w:proofErr w:type="gramEnd"/>
     </w:p>
     <w:p>
       <w:pPr>
@@ -4412,8 +4639,19 @@
         <w:spacing w:after="0"/>
         <w:jc w:val="both"/>
       </w:pPr>
-      <w:r>
-        <w:t xml:space="preserve">In order to extract the file to the filesystem, we start by creating a file that will act as the extracted version. Next, we get an instance of </w:t>
+      <w:proofErr w:type="gramStart"/>
+      <w:r>
+        <w:t>In order to</w:t>
+      </w:r>
+      <w:proofErr w:type="gramEnd"/>
+      <w:r>
+        <w:t xml:space="preserve"> extract the file to the file</w:t>
+      </w:r>
+      <w:r>
+        <w:t xml:space="preserve"> </w:t>
+      </w:r>
+      <w:r>
+        <w:t xml:space="preserve">system, we start by creating a file that will act as the extracted version. Next, we get an instance of </w:t>
       </w:r>
       <w:proofErr w:type="spellStart"/>
       <w:r>
@@ -4421,7 +4659,25 @@
       </w:r>
       <w:proofErr w:type="spellEnd"/>
       <w:r>
-        <w:t xml:space="preserve"> (using the application context we defined earlier). We then have some generic code that enables us to read and write to the output file. Once this is finished, we close the files and ensure any exceptions are caught, finally testing to see if we successfully extracted the file.</w:t>
+        <w:t xml:space="preserve"> using the application context we defined earlier. We then have some generic code that enables us to read </w:t>
+      </w:r>
+      <w:r>
+        <w:t xml:space="preserve">from </w:t>
+      </w:r>
+      <w:r>
+        <w:t>and write to the output file. Once this is finished, close the files</w:t>
+      </w:r>
+      <w:r>
+        <w:t>,</w:t>
+      </w:r>
+      <w:r>
+        <w:t xml:space="preserve"> ensure any exceptions are caught, </w:t>
+      </w:r>
+      <w:r>
+        <w:t xml:space="preserve">and </w:t>
+      </w:r>
+      <w:r>
+        <w:t>finally test to see if we successfully extracted the file.</w:t>
       </w:r>
     </w:p>
     <w:p>
@@ -4450,7 +4706,13 @@
       </w:r>
       <w:proofErr w:type="spellEnd"/>
       <w:r>
-        <w:t>” function to load textures from files, as opposed to hardcoded values.</w:t>
+        <w:t>” function to load textures from files, as opposed to hard</w:t>
+      </w:r>
+      <w:r>
+        <w:t>-</w:t>
+      </w:r>
+      <w:r>
+        <w:t>coded values.</w:t>
       </w:r>
     </w:p>
     <w:p>
@@ -4850,7 +5112,6 @@
         <w:t xml:space="preserve"> * </w:t>
       </w:r>
       <w:proofErr w:type="spellStart"/>
-      <w:proofErr w:type="gramStart"/>
       <w:r>
         <w:rPr>
           <w:color w:val="005032"/>
@@ -4868,7 +5129,6 @@
         </w:rPr>
         <w:t>;</w:t>
       </w:r>
-      <w:proofErr w:type="gramEnd"/>
     </w:p>
     <w:p>
       <w:pPr>
@@ -4999,7 +5259,6 @@
         <w:t xml:space="preserve"> </w:t>
       </w:r>
       <w:proofErr w:type="spellStart"/>
-      <w:proofErr w:type="gramStart"/>
       <w:r>
         <w:rPr>
           <w:sz w:val="18"/>
@@ -5015,7 +5274,6 @@
         </w:rPr>
         <w:t>;</w:t>
       </w:r>
-      <w:proofErr w:type="gramEnd"/>
     </w:p>
     <w:p>
       <w:pPr>
@@ -5091,6 +5349,7 @@
         <w:t>(</w:t>
       </w:r>
       <w:proofErr w:type="spellStart"/>
+      <w:proofErr w:type="gramStart"/>
       <w:r>
         <w:rPr>
           <w:color w:val="7F0055"/>
@@ -5108,6 +5367,7 @@
         <w:t>(</w:t>
       </w:r>
       <w:proofErr w:type="spellStart"/>
+      <w:proofErr w:type="gramEnd"/>
       <w:r>
         <w:rPr>
           <w:color w:val="005032"/>
@@ -5681,6 +5941,7 @@
           <w:sz w:val="18"/>
           <w:szCs w:val="18"/>
         </w:rPr>
+        <w:lastRenderedPageBreak/>
         <w:t xml:space="preserve">        </w:t>
       </w:r>
       <w:r>
@@ -5696,17 +5957,8 @@
           <w:sz w:val="18"/>
           <w:szCs w:val="18"/>
         </w:rPr>
-        <w:t xml:space="preserve"> </w:t>
-      </w:r>
-      <w:proofErr w:type="gramStart"/>
-      <w:r>
-        <w:rPr>
-          <w:sz w:val="18"/>
-          <w:szCs w:val="18"/>
-        </w:rPr>
-        <w:t>0;</w:t>
-      </w:r>
-      <w:proofErr w:type="gramEnd"/>
+        <w:t xml:space="preserve"> 0;</w:t>
+      </w:r>
     </w:p>
     <w:p>
       <w:pPr>
@@ -6074,7 +6326,6 @@
         <w:t>theTexture</w:t>
       </w:r>
       <w:proofErr w:type="spellEnd"/>
-      <w:proofErr w:type="gramStart"/>
       <w:r>
         <w:rPr>
           <w:sz w:val="18"/>
@@ -6082,7 +6333,6 @@
         </w:rPr>
         <w:t>);</w:t>
       </w:r>
-      <w:proofErr w:type="gramEnd"/>
     </w:p>
     <w:p>
       <w:pPr>
@@ -6126,7 +6376,6 @@
         <w:t xml:space="preserve"> </w:t>
       </w:r>
       <w:proofErr w:type="spellStart"/>
-      <w:proofErr w:type="gramStart"/>
       <w:r>
         <w:rPr>
           <w:sz w:val="18"/>
@@ -6142,7 +6391,6 @@
         </w:rPr>
         <w:t>;</w:t>
       </w:r>
-      <w:proofErr w:type="gramEnd"/>
     </w:p>
     <w:p>
       <w:pPr>
@@ -6221,7 +6469,35 @@
           <w:rFonts w:cs="Consolas"/>
           <w:color w:val="000000"/>
         </w:rPr>
-        <w:t>Instead of an array that contains all the data for our texture, we now just define a pointer that we wish to fill with the data. The initial part of the function is still the same as it was, except for opening the file. We have hardcoded this path in for simplicity and understanding.</w:t>
+        <w:t>Instead of an array that contains</w:t>
+      </w:r>
+      <w:r>
+        <w:rPr>
+          <w:rFonts w:cs="Consolas"/>
+          <w:color w:val="000000"/>
+        </w:rPr>
+        <w:t xml:space="preserve"> </w:t>
+      </w:r>
+      <w:r>
+        <w:rPr>
+          <w:rFonts w:cs="Consolas"/>
+          <w:color w:val="000000"/>
+        </w:rPr>
+        <w:t>the data for our texture, we define a pointer that we wish to fill with the data. The initial part of the function is still the same as it was, except for opening the file. We have hard</w:t>
+      </w:r>
+      <w:r>
+        <w:rPr>
+          <w:rFonts w:cs="Consolas"/>
+          <w:color w:val="000000"/>
+        </w:rPr>
+        <w:t>-</w:t>
+      </w:r>
+      <w:r>
+        <w:rPr>
+          <w:rFonts w:cs="Consolas"/>
+          <w:color w:val="000000"/>
+        </w:rPr>
+        <w:t>coded this path for simplicity and understanding.</w:t>
       </w:r>
     </w:p>
     <w:p>
@@ -6253,7 +6529,35 @@
           <w:rFonts w:cs="Consolas"/>
           <w:color w:val="000000"/>
         </w:rPr>
-        <w:t xml:space="preserve"> we malloc some space for it. Due to the file being raw, the data is presented </w:t>
+        <w:t xml:space="preserve"> we </w:t>
+      </w:r>
+      <w:r>
+        <w:rPr>
+          <w:rFonts w:cs="Consolas"/>
+          <w:color w:val="000000"/>
+        </w:rPr>
+        <w:t>allocate</w:t>
+      </w:r>
+      <w:r>
+        <w:rPr>
+          <w:rFonts w:cs="Consolas"/>
+          <w:color w:val="000000"/>
+        </w:rPr>
+        <w:t xml:space="preserve"> </w:t>
+      </w:r>
+      <w:r>
+        <w:rPr>
+          <w:rFonts w:cs="Consolas"/>
+          <w:color w:val="000000"/>
+        </w:rPr>
+        <w:t xml:space="preserve">some space for it. Due to the file being raw, the data is presented </w:t>
+      </w:r>
+      <w:r>
+        <w:rPr>
+          <w:rFonts w:cs="Consolas"/>
+          <w:color w:val="000000"/>
+        </w:rPr>
+        <w:t xml:space="preserve">in </w:t>
       </w:r>
       <w:proofErr w:type="gramStart"/>
       <w:r>
@@ -6269,13 +6573,41 @@
           <w:rFonts w:cs="Consolas"/>
           <w:color w:val="000000"/>
         </w:rPr>
-        <w:t xml:space="preserve"> way as the texture example. RGB values, each a byte in size. The texture we are using is 256 x 256</w:t>
+        <w:t xml:space="preserve"> way as the texture example</w:t>
       </w:r>
       <w:r>
         <w:rPr>
           <w:rFonts w:cs="Consolas"/>
           <w:color w:val="000000"/>
         </w:rPr>
+        <w:t>, with</w:t>
+      </w:r>
+      <w:r>
+        <w:rPr>
+          <w:rFonts w:cs="Consolas"/>
+          <w:color w:val="000000"/>
+        </w:rPr>
+        <w:t xml:space="preserve"> RGB values, each</w:t>
+      </w:r>
+      <w:r>
+        <w:rPr>
+          <w:rFonts w:cs="Consolas"/>
+          <w:color w:val="000000"/>
+        </w:rPr>
+        <w:t xml:space="preserve"> being</w:t>
+      </w:r>
+      <w:r>
+        <w:rPr>
+          <w:rFonts w:cs="Consolas"/>
+          <w:color w:val="000000"/>
+        </w:rPr>
+        <w:t xml:space="preserve"> a byte in size. The texture we are using is 256 x 256</w:t>
+      </w:r>
+      <w:r>
+        <w:rPr>
+          <w:rFonts w:cs="Consolas"/>
+          <w:color w:val="000000"/>
+        </w:rPr>
         <w:t>,</w:t>
       </w:r>
       <w:r>
@@ -6283,27 +6615,55 @@
           <w:rFonts w:cs="Consolas"/>
           <w:color w:val="000000"/>
         </w:rPr>
-        <w:t xml:space="preserve"> so this needs to be multiplied by 3 (each pixel has 3 components). We then read the texture into the space we just allocated again, only reading 256 x 256 x 3 bytes. This information is then fed into glTexImage2D</w:t>
+        <w:t xml:space="preserve"> so this needs to be multiplied by 3 (each pixel has 3 components). We then read the texture into the space we</w:t>
       </w:r>
       <w:r>
         <w:rPr>
           <w:rFonts w:cs="Consolas"/>
           <w:color w:val="000000"/>
         </w:rPr>
-        <w:t>;</w:t>
+        <w:t xml:space="preserve"> have</w:t>
       </w:r>
       <w:r>
         <w:rPr>
           <w:rFonts w:cs="Consolas"/>
           <w:color w:val="000000"/>
         </w:rPr>
-        <w:t xml:space="preserve"> then</w:t>
+        <w:t xml:space="preserve"> just allocated, only reading 256 x 256 x 3 bytes. This information is then fed into glTexImage2D</w:t>
       </w:r>
       <w:r>
         <w:rPr>
           <w:rFonts w:cs="Consolas"/>
           <w:color w:val="000000"/>
         </w:rPr>
+        <w:t>.</w:t>
+      </w:r>
+      <w:r>
+        <w:rPr>
+          <w:rFonts w:cs="Consolas"/>
+          <w:color w:val="000000"/>
+        </w:rPr>
+        <w:t xml:space="preserve"> </w:t>
+      </w:r>
+      <w:r>
+        <w:rPr>
+          <w:rFonts w:cs="Consolas"/>
+          <w:color w:val="000000"/>
+        </w:rPr>
+        <w:t>T</w:t>
+      </w:r>
+      <w:r>
+        <w:rPr>
+          <w:rFonts w:cs="Consolas"/>
+          <w:color w:val="000000"/>
+        </w:rPr>
+        <w:t>hen</w:t>
+      </w:r>
+      <w:r>
+        <w:rPr>
+          <w:rFonts w:cs="Consolas"/>
+          <w:color w:val="000000"/>
+        </w:rPr>
         <w:t>,</w:t>
       </w:r>
       <w:r>
@@ -6311,7 +6671,21 @@
           <w:rFonts w:cs="Consolas"/>
           <w:color w:val="000000"/>
         </w:rPr>
-        <w:t xml:space="preserve"> we must free the space that was allocated as the texture has been copied into the GPU.</w:t>
+        <w:t xml:space="preserve"> we must free the space that was allocated</w:t>
+      </w:r>
+      <w:r>
+        <w:rPr>
+          <w:rFonts w:cs="Consolas"/>
+          <w:color w:val="000000"/>
+        </w:rPr>
+        <w:t>,</w:t>
+      </w:r>
+      <w:r>
+        <w:rPr>
+          <w:rFonts w:cs="Consolas"/>
+          <w:color w:val="000000"/>
+        </w:rPr>
+        <w:t xml:space="preserve"> as the texture has been copied into the GPU.</w:t>
       </w:r>
     </w:p>
     <w:p>
@@ -6319,13 +6693,8 @@
         <w:pStyle w:val="Heading1"/>
       </w:pPr>
       <w:bookmarkStart w:id="5" w:name="_Toc36050318"/>
-      <w:proofErr w:type="spellStart"/>
-      <w:r>
-        <w:t>Normals</w:t>
-      </w:r>
-      <w:proofErr w:type="spellEnd"/>
-      <w:r>
-        <w:t>, tangents</w:t>
+      <w:r>
+        <w:t>Normals, tangents</w:t>
       </w:r>
       <w:r>
         <w:t>,</w:t>
@@ -6391,7 +6760,43 @@
           <w:color w:val="000000"/>
           <w:sz w:val="18"/>
         </w:rPr>
-        <w:t xml:space="preserve">] = {-1.0f,  1.0f, -1.0f, </w:t>
+        <w:t xml:space="preserve">] </w:t>
+      </w:r>
+      <w:proofErr w:type="gramStart"/>
+      <w:r>
+        <w:rPr>
+          <w:rFonts w:ascii="Consolas" w:hAnsi="Consolas" w:cs="Consolas"/>
+          <w:color w:val="000000"/>
+          <w:sz w:val="18"/>
+        </w:rPr>
+        <w:t>= {-</w:t>
+      </w:r>
+      <w:proofErr w:type="gramEnd"/>
+      <w:r>
+        <w:rPr>
+          <w:rFonts w:ascii="Consolas" w:hAnsi="Consolas" w:cs="Consolas"/>
+          <w:color w:val="000000"/>
+          <w:sz w:val="18"/>
+        </w:rPr>
+        <w:t>1.0</w:t>
+      </w:r>
+      <w:proofErr w:type="gramStart"/>
+      <w:r>
+        <w:rPr>
+          <w:rFonts w:ascii="Consolas" w:hAnsi="Consolas" w:cs="Consolas"/>
+          <w:color w:val="000000"/>
+          <w:sz w:val="18"/>
+        </w:rPr>
+        <w:t>f,  1.0f</w:t>
+      </w:r>
+      <w:proofErr w:type="gramEnd"/>
+      <w:r>
+        <w:rPr>
+          <w:rFonts w:ascii="Consolas" w:hAnsi="Consolas" w:cs="Consolas"/>
+          <w:color w:val="000000"/>
+          <w:sz w:val="18"/>
+        </w:rPr>
+        <w:t xml:space="preserve">, -1.0f, </w:t>
       </w:r>
       <w:r>
         <w:rPr>
@@ -6510,7 +6915,7 @@
           <w:color w:val="000000"/>
           <w:sz w:val="18"/>
         </w:rPr>
-        <w:t>f,  1.0f</w:t>
+        <w:t>f,  1.0f,  1.0f</w:t>
       </w:r>
       <w:proofErr w:type="gramEnd"/>
       <w:r>
@@ -6519,7 +6924,7 @@
           <w:color w:val="000000"/>
           <w:sz w:val="18"/>
         </w:rPr>
-        <w:t xml:space="preserve">,  1.0f, </w:t>
+        <w:t xml:space="preserve">, </w:t>
       </w:r>
       <w:r>
         <w:rPr>
@@ -6557,7 +6962,7 @@
           <w:color w:val="000000"/>
           <w:sz w:val="18"/>
         </w:rPr>
-        <w:t>,  1.0f</w:t>
+        <w:t>,  1.0f,  1.0f</w:t>
       </w:r>
       <w:proofErr w:type="gramEnd"/>
       <w:r>
@@ -6566,7 +6971,7 @@
           <w:color w:val="000000"/>
           <w:sz w:val="18"/>
         </w:rPr>
-        <w:t>,  1.0f,</w:t>
+        <w:t>,</w:t>
       </w:r>
     </w:p>
     <w:p>
@@ -6781,7 +7186,7 @@
           <w:color w:val="000000"/>
           <w:sz w:val="18"/>
         </w:rPr>
-        <w:t>f,  1.0f</w:t>
+        <w:t>f,  1.0f,  1.0f</w:t>
       </w:r>
       <w:proofErr w:type="gramEnd"/>
       <w:r>
@@ -6790,7 +7195,7 @@
           <w:color w:val="000000"/>
           <w:sz w:val="18"/>
         </w:rPr>
-        <w:t>,  1.0f,</w:t>
+        <w:t>,</w:t>
       </w:r>
     </w:p>
     <w:p>
@@ -6927,7 +7332,7 @@
           <w:color w:val="000000"/>
           <w:sz w:val="18"/>
         </w:rPr>
-        <w:t>,  1.0f</w:t>
+        <w:t>,  1.0f,  1.0f</w:t>
       </w:r>
       <w:proofErr w:type="gramEnd"/>
       <w:r>
@@ -6936,7 +7341,7 @@
           <w:color w:val="000000"/>
           <w:sz w:val="18"/>
         </w:rPr>
-        <w:t>,  1.0f,</w:t>
+        <w:t>,</w:t>
       </w:r>
     </w:p>
     <w:p>
@@ -7132,7 +7537,25 @@
           <w:color w:val="000000"/>
           <w:sz w:val="18"/>
         </w:rPr>
-        <w:t>1.0f,  1.0f,</w:t>
+        <w:t>1.0</w:t>
+      </w:r>
+      <w:proofErr w:type="gramStart"/>
+      <w:r>
+        <w:rPr>
+          <w:rFonts w:ascii="Consolas" w:hAnsi="Consolas" w:cs="Consolas"/>
+          <w:color w:val="000000"/>
+          <w:sz w:val="18"/>
+        </w:rPr>
+        <w:t>f,  1.0f</w:t>
+      </w:r>
+      <w:proofErr w:type="gramEnd"/>
+      <w:r>
+        <w:rPr>
+          <w:rFonts w:ascii="Consolas" w:hAnsi="Consolas" w:cs="Consolas"/>
+          <w:color w:val="000000"/>
+          <w:sz w:val="18"/>
+        </w:rPr>
+        <w:t>,</w:t>
       </w:r>
     </w:p>
     <w:p>
@@ -7192,6 +7615,7 @@
           <w:color w:val="000000"/>
           <w:sz w:val="18"/>
         </w:rPr>
+        <w:lastRenderedPageBreak/>
         <w:t xml:space="preserve">                           1.0f</w:t>
       </w:r>
       <w:proofErr w:type="gramStart"/>
@@ -7266,7 +7690,6 @@
           <w:color w:val="005032"/>
           <w:sz w:val="18"/>
         </w:rPr>
-        <w:lastRenderedPageBreak/>
         <w:t>GLfloat</w:t>
       </w:r>
       <w:proofErr w:type="spellEnd"/>
@@ -7278,7 +7701,6 @@
         </w:rPr>
         <w:t xml:space="preserve"> </w:t>
       </w:r>
-      <w:proofErr w:type="spellStart"/>
       <w:proofErr w:type="gramStart"/>
       <w:r>
         <w:rPr>
@@ -7286,16 +7708,7 @@
           <w:color w:val="000000"/>
           <w:sz w:val="18"/>
         </w:rPr>
-        <w:t>normals</w:t>
-      </w:r>
-      <w:proofErr w:type="spellEnd"/>
-      <w:r>
-        <w:rPr>
-          <w:rFonts w:ascii="Consolas" w:hAnsi="Consolas" w:cs="Consolas"/>
-          <w:color w:val="000000"/>
-          <w:sz w:val="18"/>
-        </w:rPr>
-        <w:t>[</w:t>
+        <w:t>normals[</w:t>
       </w:r>
       <w:proofErr w:type="gramEnd"/>
       <w:r>
@@ -7384,7 +7797,25 @@
           <w:color w:val="000000"/>
           <w:sz w:val="18"/>
         </w:rPr>
-        <w:t>] =      {1.0f, 0.0f, 0.0f,</w:t>
+        <w:t xml:space="preserve">] =   </w:t>
+      </w:r>
+      <w:proofErr w:type="gramStart"/>
+      <w:r>
+        <w:rPr>
+          <w:rFonts w:ascii="Consolas" w:hAnsi="Consolas" w:cs="Consolas"/>
+          <w:color w:val="000000"/>
+          <w:sz w:val="18"/>
+        </w:rPr>
+        <w:t xml:space="preserve">   {</w:t>
+      </w:r>
+      <w:proofErr w:type="gramEnd"/>
+      <w:r>
+        <w:rPr>
+          <w:rFonts w:ascii="Consolas" w:hAnsi="Consolas" w:cs="Consolas"/>
+          <w:color w:val="000000"/>
+          <w:sz w:val="18"/>
+        </w:rPr>
+        <w:t>1.0f, 0.0f, 0.0f,</w:t>
       </w:r>
     </w:p>
     <w:p>
@@ -7983,7 +8414,25 @@
           <w:color w:val="000000"/>
           <w:sz w:val="18"/>
         </w:rPr>
-        <w:t xml:space="preserve">] =    {-1.0f, 0.0f, 0.0f,            </w:t>
+        <w:t xml:space="preserve">] = </w:t>
+      </w:r>
+      <w:proofErr w:type="gramStart"/>
+      <w:r>
+        <w:rPr>
+          <w:rFonts w:ascii="Consolas" w:hAnsi="Consolas" w:cs="Consolas"/>
+          <w:color w:val="000000"/>
+          <w:sz w:val="18"/>
+        </w:rPr>
+        <w:t xml:space="preserve">   {</w:t>
+      </w:r>
+      <w:proofErr w:type="gramEnd"/>
+      <w:r>
+        <w:rPr>
+          <w:rFonts w:ascii="Consolas" w:hAnsi="Consolas" w:cs="Consolas"/>
+          <w:color w:val="000000"/>
+          <w:sz w:val="18"/>
+        </w:rPr>
+        <w:t xml:space="preserve">-1.0f, 0.0f, 0.0f,            </w:t>
       </w:r>
       <w:r>
         <w:rPr>
@@ -8658,7 +9107,25 @@
           <w:color w:val="000000"/>
           <w:sz w:val="18"/>
         </w:rPr>
-        <w:t xml:space="preserve">] = { 0.0f, 1.0f, 0.0f,                </w:t>
+        <w:t xml:space="preserve">] = </w:t>
+      </w:r>
+      <w:proofErr w:type="gramStart"/>
+      <w:r>
+        <w:rPr>
+          <w:rFonts w:ascii="Consolas" w:hAnsi="Consolas" w:cs="Consolas"/>
+          <w:color w:val="000000"/>
+          <w:sz w:val="18"/>
+        </w:rPr>
+        <w:t>{ 0.0f</w:t>
+      </w:r>
+      <w:proofErr w:type="gramEnd"/>
+      <w:r>
+        <w:rPr>
+          <w:rFonts w:ascii="Consolas" w:hAnsi="Consolas" w:cs="Consolas"/>
+          <w:color w:val="000000"/>
+          <w:sz w:val="18"/>
+        </w:rPr>
+        <w:t xml:space="preserve">, 1.0f, 0.0f,                </w:t>
       </w:r>
       <w:r>
         <w:rPr>
@@ -8842,6 +9309,7 @@
           <w:color w:val="000000"/>
           <w:sz w:val="18"/>
         </w:rPr>
+        <w:lastRenderedPageBreak/>
         <w:t xml:space="preserve">                        0.0f, 1.0f, 0.0f,                </w:t>
       </w:r>
       <w:r>
@@ -8913,7 +9381,6 @@
           <w:color w:val="000000"/>
           <w:sz w:val="18"/>
         </w:rPr>
-        <w:lastRenderedPageBreak/>
         <w:t xml:space="preserve">                        0.0f, 1.0f, 0.0f,</w:t>
       </w:r>
     </w:p>
@@ -9941,54 +10408,150 @@
         <w:jc w:val="both"/>
       </w:pPr>
       <w:r>
-        <w:t xml:space="preserve">In this case, the vertices are the same as they were in the cube tutorials, 4 defined per face to generate a cube. </w:t>
+        <w:t>In this case, the vertices are the same as they were in the cube tutorials,</w:t>
+      </w:r>
+      <w:r>
+        <w:t xml:space="preserve"> with</w:t>
+      </w:r>
+      <w:r>
+        <w:t xml:space="preserve"> </w:t>
+      </w:r>
+      <w:r>
+        <w:t>four</w:t>
+      </w:r>
+      <w:r>
+        <w:t xml:space="preserve"> defined per face to generate a cube. </w:t>
       </w:r>
       <w:r>
         <w:rPr>
           <w:b/>
           <w:bCs/>
         </w:rPr>
-        <w:t>The code for the normal array is not provided; you need to complete this section</w:t>
-      </w:r>
-      <w:r>
-        <w:t>. The array is different to the lighting example. The normal are defined as 4 per face</w:t>
-      </w:r>
-      <w:r>
-        <w:t>;</w:t>
-      </w:r>
-      <w:r>
-        <w:t xml:space="preserve"> unlike the lighting example</w:t>
-      </w:r>
+        <w:t>The code for the normal array is not provided</w:t>
+      </w:r>
+      <w:r>
+        <w:rPr>
+          <w:b/>
+          <w:bCs/>
+        </w:rPr>
+        <w:t>.</w:t>
+      </w:r>
+      <w:r>
+        <w:rPr>
+          <w:b/>
+          <w:bCs/>
+        </w:rPr>
+        <w:t xml:space="preserve"> </w:t>
+      </w:r>
+      <w:r>
+        <w:rPr>
+          <w:b/>
+          <w:bCs/>
+        </w:rPr>
+        <w:t>Y</w:t>
+      </w:r>
+      <w:r>
+        <w:rPr>
+          <w:b/>
+          <w:bCs/>
+        </w:rPr>
+        <w:t xml:space="preserve">ou </w:t>
+      </w:r>
+      <w:r>
+        <w:rPr>
+          <w:b/>
+          <w:bCs/>
+        </w:rPr>
+        <w:t xml:space="preserve">must </w:t>
+      </w:r>
+      <w:r>
+        <w:rPr>
+          <w:b/>
+          <w:bCs/>
+        </w:rPr>
+        <w:t>complete this section</w:t>
+      </w:r>
+      <w:r>
+        <w:t xml:space="preserve">. The array is different </w:t>
+      </w:r>
+      <w:r>
+        <w:t>from</w:t>
+      </w:r>
+      <w:r>
+        <w:t xml:space="preserve"> the lighting example. The normal</w:t>
+      </w:r>
+      <w:r>
+        <w:t>s</w:t>
+      </w:r>
+      <w:r>
+        <w:t xml:space="preserve"> are defined as </w:t>
+      </w:r>
+      <w:r>
+        <w:t>four</w:t>
+      </w:r>
+      <w:r>
+        <w:t xml:space="preserve"> per face</w:t>
+      </w:r>
+      <w:r>
+        <w:t>.</w:t>
+      </w:r>
+      <w:r>
+        <w:t xml:space="preserve"> </w:t>
+      </w:r>
+      <w:r>
+        <w:t>U</w:t>
+      </w:r>
+      <w:r>
+        <w:t xml:space="preserve">nlike the </w:t>
+      </w:r>
+      <w:proofErr w:type="gramStart"/>
+      <w:r>
+        <w:t>lighting example</w:t>
+      </w:r>
+      <w:proofErr w:type="gramEnd"/>
       <w:r>
         <w:t>,</w:t>
       </w:r>
       <w:r>
-        <w:t xml:space="preserve"> they are all the same and all point perpendicular to the face. The top face has 4 pointing in the Y direction; the back face has 4 pointing in the negative Z direction</w:t>
+        <w:t xml:space="preserve"> they are all the same and all </w:t>
+      </w:r>
+      <w:proofErr w:type="gramStart"/>
+      <w:r>
+        <w:t>point</w:t>
+      </w:r>
+      <w:proofErr w:type="gramEnd"/>
+      <w:r>
+        <w:t xml:space="preserve"> perpendicular to the face. The top face has </w:t>
+      </w:r>
+      <w:r>
+        <w:t>four</w:t>
+      </w:r>
+      <w:r>
+        <w:t xml:space="preserve"> pointing in the Y direction; the back face has </w:t>
+      </w:r>
+      <w:r>
+        <w:t>four</w:t>
+      </w:r>
+      <w:r>
+        <w:t xml:space="preserve"> pointing in the negative Z direction</w:t>
       </w:r>
       <w:r>
         <w:t>,</w:t>
       </w:r>
       <w:r>
-        <w:t xml:space="preserve"> and so on. The next array we define is for the </w:t>
-      </w:r>
-      <w:proofErr w:type="spellStart"/>
-      <w:r>
-        <w:t>colours</w:t>
-      </w:r>
-      <w:proofErr w:type="spellEnd"/>
-      <w:r>
-        <w:t>;</w:t>
-      </w:r>
-      <w:r>
-        <w:t xml:space="preserve"> this is also the same as the simple cube example. A solid </w:t>
-      </w:r>
-      <w:proofErr w:type="spellStart"/>
-      <w:r>
-        <w:t>colour</w:t>
-      </w:r>
-      <w:proofErr w:type="spellEnd"/>
-      <w:r>
-        <w:t xml:space="preserve"> is defined for each face.</w:t>
+        <w:t xml:space="preserve"> and so on. The next array we define is for the colors</w:t>
+      </w:r>
+      <w:r>
+        <w:t>.</w:t>
+      </w:r>
+      <w:r>
+        <w:t xml:space="preserve"> </w:t>
+      </w:r>
+      <w:r>
+        <w:t>T</w:t>
+      </w:r>
+      <w:r>
+        <w:t>his is also the same as the simple cube example. A solid color is defined for each face.</w:t>
       </w:r>
     </w:p>
     <w:p>
@@ -10021,21 +10584,37 @@
         <w:t>,</w:t>
       </w:r>
       <w:r>
-        <w:t xml:space="preserve"> which holds the tangents to each of the faces. Much like the </w:t>
-      </w:r>
-      <w:proofErr w:type="spellStart"/>
-      <w:r>
-        <w:t>normals</w:t>
-      </w:r>
-      <w:proofErr w:type="spellEnd"/>
-      <w:r>
-        <w:t xml:space="preserve"> array, 4 are defined per face and they are all the same. The front face has a tangent positive in the X direction; this lies on the plane of the face and is perpendicular to the normal</w:t>
+        <w:t xml:space="preserve"> which holds the tangents to each of the faces. Much like the normals array, </w:t>
+      </w:r>
+      <w:r>
+        <w:t>four</w:t>
+      </w:r>
+      <w:r>
+        <w:t xml:space="preserve"> are defined per face</w:t>
       </w:r>
       <w:r>
         <w:t>,</w:t>
       </w:r>
       <w:r>
-        <w:t xml:space="preserve"> which is defined in positive Z direction, etc.</w:t>
+        <w:t xml:space="preserve"> and they are all the same. The front face has a tangent positive in the X direction</w:t>
+      </w:r>
+      <w:r>
+        <w:t>. T</w:t>
+      </w:r>
+      <w:r>
+        <w:t>his lies on the plane of the face and is perpendicular to the normal</w:t>
+      </w:r>
+      <w:r>
+        <w:t>,</w:t>
+      </w:r>
+      <w:r>
+        <w:t xml:space="preserve"> which is defined in </w:t>
+      </w:r>
+      <w:r>
+        <w:t xml:space="preserve">the </w:t>
+      </w:r>
+      <w:r>
+        <w:t>positive Z direction, etc.</w:t>
       </w:r>
     </w:p>
     <w:p>
@@ -10052,7 +10631,6 @@
         <w:jc w:val="both"/>
       </w:pPr>
       <w:r>
-        <w:lastRenderedPageBreak/>
         <w:t>Next</w:t>
       </w:r>
       <w:r>
@@ -10069,13 +10647,11 @@
       <w:r>
         <w:t xml:space="preserve"> array. This </w:t>
       </w:r>
-      <w:proofErr w:type="gramStart"/>
-      <w:r>
-        <w:t>has to</w:t>
-      </w:r>
-      <w:proofErr w:type="gramEnd"/>
-      <w:r>
-        <w:t xml:space="preserve"> be perpendicular to both, the normal and the tangent. For the front, back, right, and left faces, this is the positive Y direction. The top and bottom are positive in the X direction.</w:t>
+      <w:r>
+        <w:t>must</w:t>
+      </w:r>
+      <w:r>
+        <w:t xml:space="preserve"> be perpendicular to both the normal and the tangent. For the front, back, right, and left faces, this is the positive Y direction. The top and bottom are positive in the X direction.</w:t>
       </w:r>
     </w:p>
     <w:p>
@@ -10421,7 +10997,25 @@
           <w:sz w:val="18"/>
           <w:szCs w:val="18"/>
         </w:rPr>
-        <w:t xml:space="preserve">"varying vec2 </w:t>
+        <w:t>"</w:t>
+      </w:r>
+      <w:proofErr w:type="gramStart"/>
+      <w:r>
+        <w:rPr>
+          <w:color w:val="2A00FF"/>
+          <w:sz w:val="18"/>
+          <w:szCs w:val="18"/>
+        </w:rPr>
+        <w:t>varying</w:t>
+      </w:r>
+      <w:proofErr w:type="gramEnd"/>
+      <w:r>
+        <w:rPr>
+          <w:color w:val="2A00FF"/>
+          <w:sz w:val="18"/>
+          <w:szCs w:val="18"/>
+        </w:rPr>
+        <w:t xml:space="preserve"> vec2 </w:t>
       </w:r>
       <w:proofErr w:type="spellStart"/>
       <w:proofErr w:type="gramStart"/>
@@ -10517,7 +11111,25 @@
           <w:sz w:val="18"/>
           <w:szCs w:val="18"/>
         </w:rPr>
-        <w:t xml:space="preserve">"varying vec3 </w:t>
+        <w:t>"</w:t>
+      </w:r>
+      <w:proofErr w:type="gramStart"/>
+      <w:r>
+        <w:rPr>
+          <w:color w:val="2A00FF"/>
+          <w:sz w:val="18"/>
+          <w:szCs w:val="18"/>
+        </w:rPr>
+        <w:t>varying</w:t>
+      </w:r>
+      <w:proofErr w:type="gramEnd"/>
+      <w:r>
+        <w:rPr>
+          <w:color w:val="2A00FF"/>
+          <w:sz w:val="18"/>
+          <w:szCs w:val="18"/>
+        </w:rPr>
+        <w:t xml:space="preserve"> vec3 </w:t>
       </w:r>
       <w:proofErr w:type="spellStart"/>
       <w:proofErr w:type="gramStart"/>
@@ -10570,7 +11182,25 @@
           <w:sz w:val="18"/>
           <w:szCs w:val="18"/>
         </w:rPr>
-        <w:t xml:space="preserve">"varying vec3 </w:t>
+        <w:t>"</w:t>
+      </w:r>
+      <w:proofErr w:type="gramStart"/>
+      <w:r>
+        <w:rPr>
+          <w:color w:val="2A00FF"/>
+          <w:sz w:val="18"/>
+          <w:szCs w:val="18"/>
+        </w:rPr>
+        <w:t>varying</w:t>
+      </w:r>
+      <w:proofErr w:type="gramEnd"/>
+      <w:r>
+        <w:rPr>
+          <w:color w:val="2A00FF"/>
+          <w:sz w:val="18"/>
+          <w:szCs w:val="18"/>
+        </w:rPr>
+        <w:t xml:space="preserve"> vec3 </w:t>
       </w:r>
       <w:proofErr w:type="spellStart"/>
       <w:proofErr w:type="gramStart"/>
@@ -10623,7 +11253,25 @@
           <w:sz w:val="18"/>
           <w:szCs w:val="18"/>
         </w:rPr>
-        <w:t xml:space="preserve">"uniform mat4 </w:t>
+        <w:t>"</w:t>
+      </w:r>
+      <w:proofErr w:type="gramStart"/>
+      <w:r>
+        <w:rPr>
+          <w:color w:val="2A00FF"/>
+          <w:sz w:val="18"/>
+          <w:szCs w:val="18"/>
+        </w:rPr>
+        <w:t>uniform</w:t>
+      </w:r>
+      <w:proofErr w:type="gramEnd"/>
+      <w:r>
+        <w:rPr>
+          <w:color w:val="2A00FF"/>
+          <w:sz w:val="18"/>
+          <w:szCs w:val="18"/>
+        </w:rPr>
+        <w:t xml:space="preserve"> mat4 </w:t>
       </w:r>
       <w:proofErr w:type="gramStart"/>
       <w:r>
@@ -10666,7 +11314,25 @@
           <w:sz w:val="18"/>
           <w:szCs w:val="18"/>
         </w:rPr>
-        <w:t xml:space="preserve">"uniform mat4 </w:t>
+        <w:t>"</w:t>
+      </w:r>
+      <w:proofErr w:type="gramStart"/>
+      <w:r>
+        <w:rPr>
+          <w:color w:val="2A00FF"/>
+          <w:sz w:val="18"/>
+          <w:szCs w:val="18"/>
+        </w:rPr>
+        <w:t>uniform</w:t>
+      </w:r>
+      <w:proofErr w:type="gramEnd"/>
+      <w:r>
+        <w:rPr>
+          <w:color w:val="2A00FF"/>
+          <w:sz w:val="18"/>
+          <w:szCs w:val="18"/>
+        </w:rPr>
+        <w:t xml:space="preserve"> mat4 </w:t>
       </w:r>
       <w:proofErr w:type="spellStart"/>
       <w:proofErr w:type="gramStart"/>
@@ -10719,7 +11385,25 @@
           <w:sz w:val="18"/>
           <w:szCs w:val="18"/>
         </w:rPr>
-        <w:t xml:space="preserve">"void </w:t>
+        <w:t>"</w:t>
+      </w:r>
+      <w:proofErr w:type="gramStart"/>
+      <w:r>
+        <w:rPr>
+          <w:color w:val="2A00FF"/>
+          <w:sz w:val="18"/>
+          <w:szCs w:val="18"/>
+        </w:rPr>
+        <w:t>void</w:t>
+      </w:r>
+      <w:proofErr w:type="gramEnd"/>
+      <w:r>
+        <w:rPr>
+          <w:color w:val="2A00FF"/>
+          <w:sz w:val="18"/>
+          <w:szCs w:val="18"/>
+        </w:rPr>
+        <w:t xml:space="preserve"> </w:t>
       </w:r>
       <w:proofErr w:type="gramStart"/>
       <w:r>
@@ -10845,6 +11529,7 @@
         <w:t>vertexPosition</w:t>
       </w:r>
       <w:proofErr w:type="spellEnd"/>
+      <w:proofErr w:type="gramStart"/>
       <w:r>
         <w:rPr>
           <w:color w:val="2A00FF"/>
@@ -10864,6 +11549,7 @@
         <w:t>xyz</w:t>
       </w:r>
       <w:proofErr w:type="spellEnd"/>
+      <w:proofErr w:type="gramEnd"/>
       <w:r>
         <w:rPr>
           <w:color w:val="2A00FF"/>
@@ -10958,7 +11644,25 @@
           <w:sz w:val="18"/>
           <w:szCs w:val="18"/>
         </w:rPr>
-        <w:t xml:space="preserve"> *  vec4(</w:t>
+        <w:t xml:space="preserve"> </w:t>
+      </w:r>
+      <w:proofErr w:type="gramStart"/>
+      <w:r>
+        <w:rPr>
+          <w:color w:val="2A00FF"/>
+          <w:sz w:val="18"/>
+          <w:szCs w:val="18"/>
+        </w:rPr>
+        <w:t>*  vec</w:t>
+      </w:r>
+      <w:proofErr w:type="gramEnd"/>
+      <w:r>
+        <w:rPr>
+          <w:color w:val="2A00FF"/>
+          <w:sz w:val="18"/>
+          <w:szCs w:val="18"/>
+        </w:rPr>
+        <w:t>4(</w:t>
       </w:r>
       <w:proofErr w:type="spellStart"/>
       <w:r>
@@ -10976,7 +11680,16 @@
           <w:sz w:val="18"/>
           <w:szCs w:val="18"/>
         </w:rPr>
-        <w:t>, 0.0)).</w:t>
+        <w:t>, 0.0)</w:t>
+      </w:r>
+      <w:proofErr w:type="gramStart"/>
+      <w:r>
+        <w:rPr>
+          <w:color w:val="2A00FF"/>
+          <w:sz w:val="18"/>
+          <w:szCs w:val="18"/>
+        </w:rPr>
+        <w:t>).</w:t>
       </w:r>
       <w:proofErr w:type="spellStart"/>
       <w:r>
@@ -10989,6 +11702,7 @@
         <w:t>xyz</w:t>
       </w:r>
       <w:proofErr w:type="spellEnd"/>
+      <w:proofErr w:type="gramEnd"/>
       <w:r>
         <w:rPr>
           <w:color w:val="2A00FF"/>
@@ -11075,7 +11789,25 @@
           <w:sz w:val="18"/>
           <w:szCs w:val="18"/>
         </w:rPr>
-        <w:t>vec3(0.0, 0.0, 1.0));\n"</w:t>
+        <w:t>vec3(0.0, 0.0, 1.0)</w:t>
+      </w:r>
+      <w:proofErr w:type="gramStart"/>
+      <w:r>
+        <w:rPr>
+          <w:color w:val="2A00FF"/>
+          <w:sz w:val="18"/>
+          <w:szCs w:val="18"/>
+        </w:rPr>
+        <w:t>);\</w:t>
+      </w:r>
+      <w:proofErr w:type="gramEnd"/>
+      <w:r>
+        <w:rPr>
+          <w:color w:val="2A00FF"/>
+          <w:sz w:val="18"/>
+          <w:szCs w:val="18"/>
+        </w:rPr>
+        <w:t>n"</w:t>
       </w:r>
     </w:p>
     <w:p>
@@ -11148,6 +11880,7 @@
         <w:t xml:space="preserve">(vec3(0.0, 0.0, 1.0)- </w:t>
       </w:r>
       <w:proofErr w:type="spellStart"/>
+      <w:proofErr w:type="gramStart"/>
       <w:r>
         <w:rPr>
           <w:color w:val="2A00FF"/>
@@ -11182,7 +11915,16 @@
           <w:sz w:val="18"/>
           <w:szCs w:val="18"/>
         </w:rPr>
-        <w:t>);\n"</w:t>
+        <w:t>);\</w:t>
+      </w:r>
+      <w:proofErr w:type="gramEnd"/>
+      <w:r>
+        <w:rPr>
+          <w:color w:val="2A00FF"/>
+          <w:sz w:val="18"/>
+          <w:szCs w:val="18"/>
+        </w:rPr>
+        <w:t>n"</w:t>
       </w:r>
     </w:p>
     <w:p>
@@ -11220,13 +11962,23 @@
         <w:t xml:space="preserve">"   </w:t>
       </w:r>
       <w:proofErr w:type="spellStart"/>
-      <w:r>
-        <w:rPr>
-          <w:color w:val="2A00FF"/>
-          <w:sz w:val="18"/>
-          <w:szCs w:val="18"/>
-        </w:rPr>
-        <w:t>gl_Position</w:t>
+      <w:proofErr w:type="gramStart"/>
+      <w:r>
+        <w:rPr>
+          <w:color w:val="2A00FF"/>
+          <w:sz w:val="18"/>
+          <w:szCs w:val="18"/>
+        </w:rPr>
+        <w:t>gl</w:t>
+      </w:r>
+      <w:proofErr w:type="gramEnd"/>
+      <w:r>
+        <w:rPr>
+          <w:color w:val="2A00FF"/>
+          <w:sz w:val="18"/>
+          <w:szCs w:val="18"/>
+        </w:rPr>
+        <w:t>_Position</w:t>
       </w:r>
       <w:proofErr w:type="spellEnd"/>
       <w:r>
@@ -11539,7 +12291,16 @@
           <w:sz w:val="18"/>
           <w:szCs w:val="18"/>
         </w:rPr>
-        <w:t>, 0.0)).</w:t>
+        <w:t>, 0.0)</w:t>
+      </w:r>
+      <w:proofErr w:type="gramStart"/>
+      <w:r>
+        <w:rPr>
+          <w:color w:val="2A00FF"/>
+          <w:sz w:val="18"/>
+          <w:szCs w:val="18"/>
+        </w:rPr>
+        <w:t>).</w:t>
       </w:r>
       <w:proofErr w:type="spellStart"/>
       <w:r>
@@ -11558,7 +12319,16 @@
           <w:sz w:val="18"/>
           <w:szCs w:val="18"/>
         </w:rPr>
-        <w:t>);\n"</w:t>
+        <w:t>);\</w:t>
+      </w:r>
+      <w:proofErr w:type="gramEnd"/>
+      <w:r>
+        <w:rPr>
+          <w:color w:val="2A00FF"/>
+          <w:sz w:val="18"/>
+          <w:szCs w:val="18"/>
+        </w:rPr>
+        <w:t>n"</w:t>
       </w:r>
     </w:p>
     <w:p>
@@ -11664,7 +12434,16 @@
           <w:sz w:val="18"/>
           <w:szCs w:val="18"/>
         </w:rPr>
-        <w:t>, 0.0)).</w:t>
+        <w:t>, 0.0)</w:t>
+      </w:r>
+      <w:proofErr w:type="gramStart"/>
+      <w:r>
+        <w:rPr>
+          <w:color w:val="2A00FF"/>
+          <w:sz w:val="18"/>
+          <w:szCs w:val="18"/>
+        </w:rPr>
+        <w:t>).</w:t>
       </w:r>
       <w:proofErr w:type="spellStart"/>
       <w:r>
@@ -11683,7 +12462,16 @@
           <w:sz w:val="18"/>
           <w:szCs w:val="18"/>
         </w:rPr>
-        <w:t>);\n"</w:t>
+        <w:t>);\</w:t>
+      </w:r>
+      <w:proofErr w:type="gramEnd"/>
+      <w:r>
+        <w:rPr>
+          <w:color w:val="2A00FF"/>
+          <w:sz w:val="18"/>
+          <w:szCs w:val="18"/>
+        </w:rPr>
+        <w:t>n"</w:t>
       </w:r>
     </w:p>
     <w:p>
@@ -12031,7 +12819,19 @@
         <w:jc w:val="both"/>
       </w:pPr>
       <w:r>
-        <w:t>You may notice there is slightly less in the vertex shader this time than the lighting tutorial. This is because some of the calculations have been moved to the fragment shader. At the start</w:t>
+        <w:t xml:space="preserve">You may notice </w:t>
+      </w:r>
+      <w:r>
+        <w:t xml:space="preserve">that </w:t>
+      </w:r>
+      <w:r>
+        <w:t xml:space="preserve">there is slightly less in the vertex shader this time than </w:t>
+      </w:r>
+      <w:r>
+        <w:t xml:space="preserve">in </w:t>
+      </w:r>
+      <w:r>
+        <w:t>the lighting tutorial. This is because some of the calculations have been moved to the fragment shader. At the start</w:t>
       </w:r>
       <w:r>
         <w:t>,</w:t>
@@ -12043,11 +12843,11 @@
         <w:t>,</w:t>
       </w:r>
       <w:r>
-        <w:t xml:space="preserve"> etc. as we have in previous examples. Then, the first line of the main function creates </w:t>
+        <w:t xml:space="preserve"> as we have in previous examples. Then, the first line of the main function creates a </w:t>
       </w:r>
       <w:r>
         <w:lastRenderedPageBreak/>
-        <w:t xml:space="preserve">a temporary variable that is equal to the current vertex that has been transformed by the </w:t>
+        <w:t xml:space="preserve">temporary variable that is equal to the current vertex that has been transformed by the </w:t>
       </w:r>
       <w:proofErr w:type="spellStart"/>
       <w:r>
@@ -12091,15 +12891,47 @@
       </w:r>
       <w:proofErr w:type="gramEnd"/>
       <w:r>
-        <w:t xml:space="preserve"> the calculation performed in the lighting tutorial. Despite the complex </w:t>
-      </w:r>
-      <w:proofErr w:type="spellStart"/>
-      <w:r>
-        <w:t>normals</w:t>
-      </w:r>
-      <w:proofErr w:type="spellEnd"/>
-      <w:r>
-        <w:t xml:space="preserve"> we are going to be using are defined in the normal map, we will still need to use the real vertex normal in order to create the matrix that will move the light and eye vectors into the tangent space.</w:t>
+        <w:t xml:space="preserve"> the calculation performed in the lighting tutorial. </w:t>
+      </w:r>
+      <w:r>
+        <w:t>T</w:t>
+      </w:r>
+      <w:r>
+        <w:t>he complex normals we are going to be using are defined in the normal map</w:t>
+      </w:r>
+      <w:r>
+        <w:t>.</w:t>
+      </w:r>
+      <w:r>
+        <w:t xml:space="preserve"> </w:t>
+      </w:r>
+      <w:r>
+        <w:t>N</w:t>
+      </w:r>
+      <w:r>
+        <w:t>evertheless,</w:t>
+      </w:r>
+      <w:r>
+        <w:t xml:space="preserve"> </w:t>
+      </w:r>
+      <w:r>
+        <w:t xml:space="preserve">we will still need to use the real vertex normal </w:t>
+      </w:r>
+      <w:proofErr w:type="gramStart"/>
+      <w:r>
+        <w:t>in order to</w:t>
+      </w:r>
+      <w:proofErr w:type="gramEnd"/>
+      <w:r>
+        <w:t xml:space="preserve"> create the matrix that will move the light and eye vectors into </w:t>
+      </w:r>
+      <w:proofErr w:type="gramStart"/>
+      <w:r>
+        <w:t>the tangent</w:t>
+      </w:r>
+      <w:proofErr w:type="gramEnd"/>
+      <w:r>
+        <w:t xml:space="preserve"> space.</w:t>
       </w:r>
     </w:p>
     <w:p>
@@ -12191,7 +13023,18 @@
         <w:jc w:val="both"/>
       </w:pPr>
       <w:r>
-        <w:t>The next three lines are standard of what we have seen in the previous tutorials</w:t>
+        <w:t xml:space="preserve">The next three lines are </w:t>
+      </w:r>
+      <w:proofErr w:type="gramStart"/>
+      <w:r>
+        <w:t>similar to</w:t>
+      </w:r>
+      <w:proofErr w:type="gramEnd"/>
+      <w:r>
+        <w:t xml:space="preserve"> </w:t>
+      </w:r>
+      <w:r>
+        <w:t>what we have seen in the previous tutorials</w:t>
       </w:r>
       <w:r>
         <w:t>,</w:t>
@@ -12265,7 +13108,13 @@
       </w:r>
       <w:proofErr w:type="spellEnd"/>
       <w:r>
-        <w:t xml:space="preserve"> matrix and assign it.</w:t>
+        <w:t xml:space="preserve"> matrix and assign </w:t>
+      </w:r>
+      <w:r>
+        <w:t>them</w:t>
+      </w:r>
+      <w:r>
+        <w:t>.</w:t>
       </w:r>
     </w:p>
     <w:p>
@@ -12310,7 +13159,19 @@
         <w:t>,</w:t>
       </w:r>
       <w:r>
-        <w:t xml:space="preserve"> and normal vectors. We then multiply the light and the eye by this new matrix.</w:t>
+        <w:t xml:space="preserve"> and normal vectors. We then multiply the light</w:t>
+      </w:r>
+      <w:r>
+        <w:t xml:space="preserve"> vector</w:t>
+      </w:r>
+      <w:r>
+        <w:t xml:space="preserve"> and the eye</w:t>
+      </w:r>
+      <w:r>
+        <w:t xml:space="preserve"> vector</w:t>
+      </w:r>
+      <w:r>
+        <w:t xml:space="preserve"> by this new matrix.</w:t>
       </w:r>
     </w:p>
     <w:p>
@@ -12437,7 +13298,25 @@
           <w:sz w:val="18"/>
           <w:szCs w:val="18"/>
         </w:rPr>
-        <w:t xml:space="preserve">"precision </w:t>
+        <w:t>"</w:t>
+      </w:r>
+      <w:proofErr w:type="gramStart"/>
+      <w:r>
+        <w:rPr>
+          <w:color w:val="2A00FF"/>
+          <w:sz w:val="18"/>
+          <w:szCs w:val="18"/>
+        </w:rPr>
+        <w:t>precision</w:t>
+      </w:r>
+      <w:proofErr w:type="gramEnd"/>
+      <w:r>
+        <w:rPr>
+          <w:color w:val="2A00FF"/>
+          <w:sz w:val="18"/>
+          <w:szCs w:val="18"/>
+        </w:rPr>
+        <w:t xml:space="preserve"> </w:t>
       </w:r>
       <w:proofErr w:type="spellStart"/>
       <w:r>
@@ -12499,7 +13378,25 @@
           <w:sz w:val="18"/>
           <w:szCs w:val="18"/>
         </w:rPr>
-        <w:t xml:space="preserve">"uniform sampler2D </w:t>
+        <w:t>"</w:t>
+      </w:r>
+      <w:proofErr w:type="gramStart"/>
+      <w:r>
+        <w:rPr>
+          <w:color w:val="2A00FF"/>
+          <w:sz w:val="18"/>
+          <w:szCs w:val="18"/>
+        </w:rPr>
+        <w:t>uniform</w:t>
+      </w:r>
+      <w:proofErr w:type="gramEnd"/>
+      <w:r>
+        <w:rPr>
+          <w:color w:val="2A00FF"/>
+          <w:sz w:val="18"/>
+          <w:szCs w:val="18"/>
+        </w:rPr>
+        <w:t xml:space="preserve"> sampler2D </w:t>
       </w:r>
       <w:proofErr w:type="gramStart"/>
       <w:r>
@@ -12542,7 +13439,25 @@
           <w:sz w:val="18"/>
           <w:szCs w:val="18"/>
         </w:rPr>
-        <w:t xml:space="preserve">"varying vec2 </w:t>
+        <w:t>"</w:t>
+      </w:r>
+      <w:proofErr w:type="gramStart"/>
+      <w:r>
+        <w:rPr>
+          <w:color w:val="2A00FF"/>
+          <w:sz w:val="18"/>
+          <w:szCs w:val="18"/>
+        </w:rPr>
+        <w:t>varying</w:t>
+      </w:r>
+      <w:proofErr w:type="gramEnd"/>
+      <w:r>
+        <w:rPr>
+          <w:color w:val="2A00FF"/>
+          <w:sz w:val="18"/>
+          <w:szCs w:val="18"/>
+        </w:rPr>
+        <w:t xml:space="preserve"> vec2 </w:t>
       </w:r>
       <w:proofErr w:type="spellStart"/>
       <w:proofErr w:type="gramStart"/>
@@ -12595,7 +13510,25 @@
           <w:sz w:val="18"/>
           <w:szCs w:val="18"/>
         </w:rPr>
-        <w:t xml:space="preserve">"varying vec3 </w:t>
+        <w:t>"</w:t>
+      </w:r>
+      <w:proofErr w:type="gramStart"/>
+      <w:r>
+        <w:rPr>
+          <w:color w:val="2A00FF"/>
+          <w:sz w:val="18"/>
+          <w:szCs w:val="18"/>
+        </w:rPr>
+        <w:t>varying</w:t>
+      </w:r>
+      <w:proofErr w:type="gramEnd"/>
+      <w:r>
+        <w:rPr>
+          <w:color w:val="2A00FF"/>
+          <w:sz w:val="18"/>
+          <w:szCs w:val="18"/>
+        </w:rPr>
+        <w:t xml:space="preserve"> vec3 </w:t>
       </w:r>
       <w:proofErr w:type="spellStart"/>
       <w:proofErr w:type="gramStart"/>
@@ -12648,7 +13581,25 @@
           <w:sz w:val="18"/>
           <w:szCs w:val="18"/>
         </w:rPr>
-        <w:t xml:space="preserve">"varying vec3 </w:t>
+        <w:t>"</w:t>
+      </w:r>
+      <w:proofErr w:type="gramStart"/>
+      <w:r>
+        <w:rPr>
+          <w:color w:val="2A00FF"/>
+          <w:sz w:val="18"/>
+          <w:szCs w:val="18"/>
+        </w:rPr>
+        <w:t>varying</w:t>
+      </w:r>
+      <w:proofErr w:type="gramEnd"/>
+      <w:r>
+        <w:rPr>
+          <w:color w:val="2A00FF"/>
+          <w:sz w:val="18"/>
+          <w:szCs w:val="18"/>
+        </w:rPr>
+        <w:t xml:space="preserve"> vec3 </w:t>
       </w:r>
       <w:proofErr w:type="spellStart"/>
       <w:proofErr w:type="gramStart"/>
@@ -12701,7 +13652,25 @@
           <w:sz w:val="18"/>
           <w:szCs w:val="18"/>
         </w:rPr>
-        <w:t xml:space="preserve">"varying vec3 </w:t>
+        <w:t>"</w:t>
+      </w:r>
+      <w:proofErr w:type="gramStart"/>
+      <w:r>
+        <w:rPr>
+          <w:color w:val="2A00FF"/>
+          <w:sz w:val="18"/>
+          <w:szCs w:val="18"/>
+        </w:rPr>
+        <w:t>varying</w:t>
+      </w:r>
+      <w:proofErr w:type="gramEnd"/>
+      <w:r>
+        <w:rPr>
+          <w:color w:val="2A00FF"/>
+          <w:sz w:val="18"/>
+          <w:szCs w:val="18"/>
+        </w:rPr>
+        <w:t xml:space="preserve"> vec3 </w:t>
       </w:r>
       <w:proofErr w:type="spellStart"/>
       <w:proofErr w:type="gramStart"/>
@@ -12754,7 +13723,25 @@
           <w:sz w:val="18"/>
           <w:szCs w:val="18"/>
         </w:rPr>
-        <w:t xml:space="preserve">"varying vec3 </w:t>
+        <w:t>"</w:t>
+      </w:r>
+      <w:proofErr w:type="gramStart"/>
+      <w:r>
+        <w:rPr>
+          <w:color w:val="2A00FF"/>
+          <w:sz w:val="18"/>
+          <w:szCs w:val="18"/>
+        </w:rPr>
+        <w:t>varying</w:t>
+      </w:r>
+      <w:proofErr w:type="gramEnd"/>
+      <w:r>
+        <w:rPr>
+          <w:color w:val="2A00FF"/>
+          <w:sz w:val="18"/>
+          <w:szCs w:val="18"/>
+        </w:rPr>
+        <w:t xml:space="preserve"> vec3 </w:t>
       </w:r>
       <w:proofErr w:type="spellStart"/>
       <w:proofErr w:type="gramStart"/>
@@ -13076,7 +14063,25 @@
           <w:sz w:val="18"/>
           <w:szCs w:val="18"/>
         </w:rPr>
-        <w:t xml:space="preserve">"   float </w:t>
+        <w:t xml:space="preserve">"   </w:t>
+      </w:r>
+      <w:proofErr w:type="gramStart"/>
+      <w:r>
+        <w:rPr>
+          <w:color w:val="2A00FF"/>
+          <w:sz w:val="18"/>
+          <w:szCs w:val="18"/>
+        </w:rPr>
+        <w:t>float</w:t>
+      </w:r>
+      <w:proofErr w:type="gramEnd"/>
+      <w:r>
+        <w:rPr>
+          <w:color w:val="2A00FF"/>
+          <w:sz w:val="18"/>
+          <w:szCs w:val="18"/>
+        </w:rPr>
+        <w:t xml:space="preserve"> </w:t>
       </w:r>
       <w:proofErr w:type="spellStart"/>
       <w:r>
@@ -13112,7 +14117,25 @@
           <w:sz w:val="18"/>
           <w:szCs w:val="18"/>
         </w:rPr>
-        <w:t xml:space="preserve">0.0, dot(normal, </w:t>
+        <w:t xml:space="preserve">0.0, </w:t>
+      </w:r>
+      <w:proofErr w:type="gramStart"/>
+      <w:r>
+        <w:rPr>
+          <w:color w:val="2A00FF"/>
+          <w:sz w:val="18"/>
+          <w:szCs w:val="18"/>
+        </w:rPr>
+        <w:t>dot(</w:t>
+      </w:r>
+      <w:proofErr w:type="gramEnd"/>
+      <w:r>
+        <w:rPr>
+          <w:color w:val="2A00FF"/>
+          <w:sz w:val="18"/>
+          <w:szCs w:val="18"/>
+        </w:rPr>
+        <w:t xml:space="preserve">normal, </w:t>
       </w:r>
       <w:proofErr w:type="spellStart"/>
       <w:r>
@@ -13130,7 +14153,25 @@
           <w:sz w:val="18"/>
           <w:szCs w:val="18"/>
         </w:rPr>
-        <w:t>));\n"</w:t>
+        <w:t>)</w:t>
+      </w:r>
+      <w:proofErr w:type="gramStart"/>
+      <w:r>
+        <w:rPr>
+          <w:color w:val="2A00FF"/>
+          <w:sz w:val="18"/>
+          <w:szCs w:val="18"/>
+        </w:rPr>
+        <w:t>);\</w:t>
+      </w:r>
+      <w:proofErr w:type="gramEnd"/>
+      <w:r>
+        <w:rPr>
+          <w:color w:val="2A00FF"/>
+          <w:sz w:val="18"/>
+          <w:szCs w:val="18"/>
+        </w:rPr>
+        <w:t>n"</w:t>
       </w:r>
     </w:p>
     <w:p>
@@ -13397,6 +14438,7 @@
         <w:t xml:space="preserve"> * </w:t>
       </w:r>
       <w:proofErr w:type="spellStart"/>
+      <w:proofErr w:type="gramStart"/>
       <w:r>
         <w:rPr>
           <w:color w:val="2A00FF"/>
@@ -13412,7 +14454,16 @@
           <w:sz w:val="18"/>
           <w:szCs w:val="18"/>
         </w:rPr>
-        <w:t>;\n"</w:t>
+        <w:t>;\</w:t>
+      </w:r>
+      <w:proofErr w:type="gramEnd"/>
+      <w:r>
+        <w:rPr>
+          <w:color w:val="2A00FF"/>
+          <w:sz w:val="18"/>
+          <w:szCs w:val="18"/>
+        </w:rPr>
+        <w:t>n"</w:t>
       </w:r>
     </w:p>
     <w:p>
@@ -13601,7 +14652,25 @@
           <w:sz w:val="18"/>
           <w:szCs w:val="18"/>
         </w:rPr>
-        <w:t xml:space="preserve">"   float shininess = </w:t>
+        <w:t xml:space="preserve">"   </w:t>
+      </w:r>
+      <w:proofErr w:type="gramStart"/>
+      <w:r>
+        <w:rPr>
+          <w:color w:val="2A00FF"/>
+          <w:sz w:val="18"/>
+          <w:szCs w:val="18"/>
+        </w:rPr>
+        <w:t>float</w:t>
+      </w:r>
+      <w:proofErr w:type="gramEnd"/>
+      <w:r>
+        <w:rPr>
+          <w:color w:val="2A00FF"/>
+          <w:sz w:val="18"/>
+          <w:szCs w:val="18"/>
+        </w:rPr>
+        <w:t xml:space="preserve"> shininess = </w:t>
       </w:r>
       <w:proofErr w:type="gramStart"/>
       <w:r>
@@ -13672,7 +14741,25 @@
           <w:sz w:val="18"/>
           <w:szCs w:val="18"/>
         </w:rPr>
-        <w:t xml:space="preserve">"   float </w:t>
+        <w:t xml:space="preserve">"   </w:t>
+      </w:r>
+      <w:proofErr w:type="gramStart"/>
+      <w:r>
+        <w:rPr>
+          <w:color w:val="2A00FF"/>
+          <w:sz w:val="18"/>
+          <w:szCs w:val="18"/>
+        </w:rPr>
+        <w:t>float</w:t>
+      </w:r>
+      <w:proofErr w:type="gramEnd"/>
+      <w:r>
+        <w:rPr>
+          <w:color w:val="2A00FF"/>
+          <w:sz w:val="18"/>
+          <w:szCs w:val="18"/>
+        </w:rPr>
+        <w:t xml:space="preserve"> </w:t>
       </w:r>
       <w:proofErr w:type="spellStart"/>
       <w:r>
@@ -13708,9 +14795,19 @@
           <w:sz w:val="18"/>
           <w:szCs w:val="18"/>
         </w:rPr>
-        <w:t>0.0, dot(</w:t>
-      </w:r>
-      <w:proofErr w:type="spellStart"/>
+        <w:t xml:space="preserve">0.0, </w:t>
+      </w:r>
+      <w:proofErr w:type="gramStart"/>
+      <w:r>
+        <w:rPr>
+          <w:color w:val="2A00FF"/>
+          <w:sz w:val="18"/>
+          <w:szCs w:val="18"/>
+        </w:rPr>
+        <w:t>dot(</w:t>
+      </w:r>
+      <w:proofErr w:type="spellStart"/>
+      <w:proofErr w:type="gramEnd"/>
       <w:r>
         <w:rPr>
           <w:color w:val="2A00FF"/>
@@ -13744,7 +14841,25 @@
           <w:sz w:val="18"/>
           <w:szCs w:val="18"/>
         </w:rPr>
-        <w:t>));\n"</w:t>
+        <w:t>)</w:t>
+      </w:r>
+      <w:proofErr w:type="gramStart"/>
+      <w:r>
+        <w:rPr>
+          <w:color w:val="2A00FF"/>
+          <w:sz w:val="18"/>
+          <w:szCs w:val="18"/>
+        </w:rPr>
+        <w:t>);\</w:t>
+      </w:r>
+      <w:proofErr w:type="gramEnd"/>
+      <w:r>
+        <w:rPr>
+          <w:color w:val="2A00FF"/>
+          <w:sz w:val="18"/>
+          <w:szCs w:val="18"/>
+        </w:rPr>
+        <w:t>n"</w:t>
       </w:r>
     </w:p>
     <w:p>
@@ -13845,6 +14960,7 @@
         <w:t xml:space="preserve"> * </w:t>
       </w:r>
       <w:proofErr w:type="spellStart"/>
+      <w:proofErr w:type="gramStart"/>
       <w:r>
         <w:rPr>
           <w:color w:val="2A00FF"/>
@@ -13860,7 +14976,16 @@
           <w:sz w:val="18"/>
           <w:szCs w:val="18"/>
         </w:rPr>
-        <w:t>;\n"</w:t>
+        <w:t>;\</w:t>
+      </w:r>
+      <w:proofErr w:type="gramEnd"/>
+      <w:r>
+        <w:rPr>
+          <w:color w:val="2A00FF"/>
+          <w:sz w:val="18"/>
+          <w:szCs w:val="18"/>
+        </w:rPr>
+        <w:t>n"</w:t>
       </w:r>
     </w:p>
     <w:p>
@@ -13957,7 +15082,25 @@
           <w:sz w:val="18"/>
           <w:szCs w:val="18"/>
         </w:rPr>
-        <w:t>, 0.0, 1.0);\n"</w:t>
+        <w:t>, 0.0, 1.0</w:t>
+      </w:r>
+      <w:proofErr w:type="gramStart"/>
+      <w:r>
+        <w:rPr>
+          <w:color w:val="2A00FF"/>
+          <w:sz w:val="18"/>
+          <w:szCs w:val="18"/>
+        </w:rPr>
+        <w:t>);\</w:t>
+      </w:r>
+      <w:proofErr w:type="gramEnd"/>
+      <w:r>
+        <w:rPr>
+          <w:color w:val="2A00FF"/>
+          <w:sz w:val="18"/>
+          <w:szCs w:val="18"/>
+        </w:rPr>
+        <w:t>n"</w:t>
       </w:r>
     </w:p>
     <w:p>
@@ -13985,13 +15128,23 @@
         <w:t xml:space="preserve">"   </w:t>
       </w:r>
       <w:proofErr w:type="spellStart"/>
-      <w:r>
-        <w:rPr>
-          <w:color w:val="2A00FF"/>
-          <w:sz w:val="18"/>
-          <w:szCs w:val="18"/>
-        </w:rPr>
-        <w:t>gl_FragColor</w:t>
+      <w:proofErr w:type="gramStart"/>
+      <w:r>
+        <w:rPr>
+          <w:color w:val="2A00FF"/>
+          <w:sz w:val="18"/>
+          <w:szCs w:val="18"/>
+        </w:rPr>
+        <w:t>gl</w:t>
+      </w:r>
+      <w:proofErr w:type="gramEnd"/>
+      <w:r>
+        <w:rPr>
+          <w:color w:val="2A00FF"/>
+          <w:sz w:val="18"/>
+          <w:szCs w:val="18"/>
+        </w:rPr>
+        <w:t>_FragColor</w:t>
       </w:r>
       <w:proofErr w:type="spellEnd"/>
       <w:r>
@@ -14070,21 +15223,21 @@
         <w:jc w:val="both"/>
       </w:pPr>
       <w:r>
-        <w:t xml:space="preserve">The fragment shader code is very similar to what we had previously in the vertex shader for the lighting tutorial. The first line of the main function sets the starting fragment </w:t>
-      </w:r>
-      <w:proofErr w:type="spellStart"/>
-      <w:r>
-        <w:t>colour</w:t>
-      </w:r>
-      <w:proofErr w:type="spellEnd"/>
-      <w:r>
-        <w:t xml:space="preserve"> to black. The next two lines acquire the normal from the normal map texture. Then</w:t>
-      </w:r>
-      <w:r>
-        <w:t>,</w:t>
-      </w:r>
-      <w:r>
-        <w:t xml:space="preserve"> everything else is essentially identical to the lighting example.</w:t>
+        <w:t xml:space="preserve">The fragment shader code is very similar to what we had previously in the vertex shader for the lighting tutorial. The first line of the main function sets the starting fragment color to black. The next two lines acquire the normal from the normal map texture. </w:t>
+      </w:r>
+      <w:r>
+        <w:t>E</w:t>
+      </w:r>
+      <w:r>
+        <w:t xml:space="preserve">verything else is essentially identical to the </w:t>
+      </w:r>
+      <w:proofErr w:type="gramStart"/>
+      <w:r>
+        <w:t>lighting example</w:t>
+      </w:r>
+      <w:proofErr w:type="gramEnd"/>
+      <w:r>
+        <w:t>.</w:t>
       </w:r>
     </w:p>
     <w:p>
@@ -14099,7 +15252,13 @@
     </w:p>
     <w:p>
       <w:r>
-        <w:t xml:space="preserve">We need to define all the variables needed in the </w:t>
+        <w:t>We need to define</w:t>
+      </w:r>
+      <w:r>
+        <w:t xml:space="preserve"> </w:t>
+      </w:r>
+      <w:r>
+        <w:t xml:space="preserve">the variables needed in the </w:t>
       </w:r>
       <w:r>
         <w:rPr>
@@ -14225,7 +15384,6 @@
         <w:t xml:space="preserve"> </w:t>
       </w:r>
       <w:proofErr w:type="spellStart"/>
-      <w:proofErr w:type="gramStart"/>
       <w:r>
         <w:rPr>
           <w:sz w:val="18"/>
@@ -14241,7 +15399,6 @@
         </w:rPr>
         <w:t>;</w:t>
       </w:r>
-      <w:proofErr w:type="gramEnd"/>
     </w:p>
     <w:p>
       <w:pPr>
@@ -14270,7 +15427,6 @@
         <w:t xml:space="preserve"> </w:t>
       </w:r>
       <w:proofErr w:type="spellStart"/>
-      <w:proofErr w:type="gramStart"/>
       <w:r>
         <w:rPr>
           <w:sz w:val="18"/>
@@ -14286,7 +15442,6 @@
         </w:rPr>
         <w:t>;</w:t>
       </w:r>
-      <w:proofErr w:type="gramEnd"/>
     </w:p>
     <w:p>
       <w:pPr>
@@ -14315,7 +15470,6 @@
         <w:t xml:space="preserve"> </w:t>
       </w:r>
       <w:proofErr w:type="spellStart"/>
-      <w:proofErr w:type="gramStart"/>
       <w:r>
         <w:rPr>
           <w:sz w:val="18"/>
@@ -14331,7 +15485,6 @@
         </w:rPr>
         <w:t>;</w:t>
       </w:r>
-      <w:proofErr w:type="gramEnd"/>
     </w:p>
     <w:p>
       <w:pPr>
@@ -14360,7 +15513,6 @@
         <w:t xml:space="preserve"> </w:t>
       </w:r>
       <w:proofErr w:type="spellStart"/>
-      <w:proofErr w:type="gramStart"/>
       <w:r>
         <w:rPr>
           <w:sz w:val="18"/>
@@ -14376,7 +15528,6 @@
         </w:rPr>
         <w:t>;</w:t>
       </w:r>
-      <w:proofErr w:type="gramEnd"/>
     </w:p>
     <w:p>
       <w:pPr>
@@ -14405,7 +15556,6 @@
         <w:t xml:space="preserve"> </w:t>
       </w:r>
       <w:proofErr w:type="spellStart"/>
-      <w:proofErr w:type="gramStart"/>
       <w:r>
         <w:rPr>
           <w:sz w:val="18"/>
@@ -14421,7 +15571,6 @@
         </w:rPr>
         <w:t>;</w:t>
       </w:r>
-      <w:proofErr w:type="gramEnd"/>
     </w:p>
     <w:p>
       <w:pPr>
@@ -14450,7 +15599,6 @@
         <w:t xml:space="preserve"> </w:t>
       </w:r>
       <w:proofErr w:type="spellStart"/>
-      <w:proofErr w:type="gramStart"/>
       <w:r>
         <w:rPr>
           <w:sz w:val="18"/>
@@ -14466,7 +15614,6 @@
         </w:rPr>
         <w:t>;</w:t>
       </w:r>
-      <w:proofErr w:type="gramEnd"/>
     </w:p>
     <w:p>
       <w:pPr>
@@ -14495,7 +15642,6 @@
         <w:t xml:space="preserve"> </w:t>
       </w:r>
       <w:proofErr w:type="spellStart"/>
-      <w:proofErr w:type="gramStart"/>
       <w:r>
         <w:rPr>
           <w:sz w:val="18"/>
@@ -14511,7 +15657,6 @@
         </w:rPr>
         <w:t>;</w:t>
       </w:r>
-      <w:proofErr w:type="gramEnd"/>
     </w:p>
     <w:p>
       <w:pPr>
@@ -15211,7 +16356,21 @@
           <w:rFonts w:cs="Consolas"/>
           <w:color w:val="000000"/>
         </w:rPr>
-        <w:t>These are the calls we make to obtain the locations of data.</w:t>
+        <w:t xml:space="preserve">These are the calls </w:t>
+      </w:r>
+      <w:r>
+        <w:rPr>
+          <w:rFonts w:cs="Consolas"/>
+          <w:color w:val="000000"/>
+        </w:rPr>
+        <w:t xml:space="preserve">required </w:t>
+      </w:r>
+      <w:r>
+        <w:rPr>
+          <w:rFonts w:cs="Consolas"/>
+          <w:color w:val="000000"/>
+        </w:rPr>
+        <w:t>to obtain the locations of data.</w:t>
       </w:r>
     </w:p>
     <w:p>
@@ -15325,14 +16484,12 @@
         <w:t>vertexLocation</w:t>
       </w:r>
       <w:proofErr w:type="spellEnd"/>
-      <w:proofErr w:type="gramStart"/>
       <w:r>
         <w:rPr>
           <w:sz w:val="18"/>
         </w:rPr>
         <w:t>);</w:t>
       </w:r>
-      <w:proofErr w:type="gramEnd"/>
     </w:p>
     <w:p>
       <w:pPr>
@@ -15435,14 +16592,12 @@
         <w:t>textureCordLocation</w:t>
       </w:r>
       <w:proofErr w:type="spellEnd"/>
-      <w:proofErr w:type="gramStart"/>
       <w:r>
         <w:rPr>
           <w:sz w:val="18"/>
         </w:rPr>
         <w:t>);</w:t>
       </w:r>
-      <w:proofErr w:type="gramEnd"/>
     </w:p>
     <w:p>
       <w:pPr>
@@ -15545,14 +16700,12 @@
         <w:t>colorLocation</w:t>
       </w:r>
       <w:proofErr w:type="spellEnd"/>
-      <w:proofErr w:type="gramStart"/>
       <w:r>
         <w:rPr>
           <w:sz w:val="18"/>
         </w:rPr>
         <w:t>);</w:t>
       </w:r>
-      <w:proofErr w:type="gramEnd"/>
     </w:p>
     <w:p>
       <w:pPr>
@@ -15599,21 +16752,7 @@
         <w:rPr>
           <w:sz w:val="18"/>
         </w:rPr>
-        <w:t xml:space="preserve">, 3, GL_FLOAT, GL_FALSE, 0, </w:t>
-      </w:r>
-      <w:proofErr w:type="spellStart"/>
-      <w:r>
-        <w:rPr>
-          <w:sz w:val="18"/>
-        </w:rPr>
-        <w:t>normals</w:t>
-      </w:r>
-      <w:proofErr w:type="spellEnd"/>
-      <w:r>
-        <w:rPr>
-          <w:sz w:val="18"/>
-        </w:rPr>
-        <w:t>);</w:t>
+        <w:t>, 3, GL_FLOAT, GL_FALSE, 0, normals);</w:t>
       </w:r>
     </w:p>
     <w:p>
@@ -15655,14 +16794,12 @@
         <w:t>vertexNormalLocation</w:t>
       </w:r>
       <w:proofErr w:type="spellEnd"/>
-      <w:proofErr w:type="gramStart"/>
       <w:r>
         <w:rPr>
           <w:sz w:val="18"/>
         </w:rPr>
         <w:t>);</w:t>
       </w:r>
-      <w:proofErr w:type="gramEnd"/>
     </w:p>
     <w:p>
       <w:pPr>
@@ -15765,14 +16902,12 @@
         <w:t>biNormalLocation</w:t>
       </w:r>
       <w:proofErr w:type="spellEnd"/>
-      <w:proofErr w:type="gramStart"/>
       <w:r>
         <w:rPr>
           <w:sz w:val="18"/>
         </w:rPr>
         <w:t>);</w:t>
       </w:r>
-      <w:proofErr w:type="gramEnd"/>
     </w:p>
     <w:p>
       <w:pPr>
@@ -15861,14 +16996,12 @@
         <w:t>tangentLocation</w:t>
       </w:r>
       <w:proofErr w:type="spellEnd"/>
-      <w:proofErr w:type="gramStart"/>
       <w:r>
         <w:rPr>
           <w:sz w:val="18"/>
         </w:rPr>
         <w:t>);</w:t>
       </w:r>
-      <w:proofErr w:type="gramEnd"/>
     </w:p>
     <w:p>
       <w:pPr>
@@ -15929,9 +17062,17 @@
         <w:rPr>
           <w:sz w:val="18"/>
         </w:rPr>
-        <w:t>GL_FALSE,projectionMatrix</w:t>
-      </w:r>
-      <w:proofErr w:type="spellEnd"/>
+        <w:t>GL_</w:t>
+      </w:r>
+      <w:proofErr w:type="gramStart"/>
+      <w:r>
+        <w:rPr>
+          <w:sz w:val="18"/>
+        </w:rPr>
+        <w:t>FALSE,projectionMatrix</w:t>
+      </w:r>
+      <w:proofErr w:type="spellEnd"/>
+      <w:proofErr w:type="gramEnd"/>
       <w:r>
         <w:rPr>
           <w:sz w:val="18"/>
@@ -16029,7 +17170,14 @@
           <w:rFonts w:cs="Consolas"/>
           <w:color w:val="000000"/>
         </w:rPr>
-        <w:t>These are the lines that supply data in the render function!</w:t>
+        <w:t>These lines supply data in the render function</w:t>
+      </w:r>
+      <w:r>
+        <w:rPr>
+          <w:rFonts w:cs="Consolas"/>
+          <w:color w:val="000000"/>
+        </w:rPr>
+        <w:t>.</w:t>
       </w:r>
     </w:p>
     <w:p/>
@@ -16051,7 +17199,7 @@
 </file>
 
 <file path=word/endnotes.xml><?xml version="1.0" encoding="utf-8"?>
-<w:endnotes xmlns:wpc="http://schemas.microsoft.com/office/word/2010/wordprocessingCanvas" xmlns:cx="http://schemas.microsoft.com/office/drawing/2014/chartex" xmlns:cx1="http://schemas.microsoft.com/office/drawing/2015/9/8/chartex" xmlns:cx2="http://schemas.microsoft.com/office/drawing/2015/10/21/chartex" xmlns:cx3="http://schemas.microsoft.com/office/drawing/2016/5/9/chartex" xmlns:cx4="http://schemas.microsoft.com/office/drawing/2016/5/10/chartex" xmlns:cx5="http://schemas.microsoft.com/office/drawing/2016/5/11/chartex" xmlns:cx6="http://schemas.microsoft.com/office/drawing/2016/5/12/chartex" xmlns:cx7="http://schemas.microsoft.com/office/drawing/2016/5/13/chartex" xmlns:cx8="http://schemas.microsoft.com/office/drawing/2016/5/14/chartex" xmlns:mc="http://schemas.openxmlformats.org/markup-compatibility/2006" xmlns:aink="http://schemas.microsoft.com/office/drawing/2016/ink" xmlns:am3d="http://schemas.microsoft.com/office/drawing/2017/model3d" xmlns:o="urn:schemas-microsoft-com:office:office" xmlns:r="http://schemas.openxmlformats.org/officeDocument/2006/relationships" xmlns:m="http://schemas.openxmlformats.org/officeDocument/2006/math" xmlns:v="urn:schemas-microsoft-com:vml" xmlns:wp14="http://schemas.microsoft.com/office/word/2010/wordprocessingDrawing" xmlns:wp="http://schemas.openxmlformats.org/drawingml/2006/wordprocessingDrawing" xmlns:w10="urn:schemas-microsoft-com:office:word" xmlns:w="http://schemas.openxmlformats.org/wordprocessingml/2006/main" xmlns:w14="http://schemas.microsoft.com/office/word/2010/wordml" xmlns:w15="http://schemas.microsoft.com/office/word/2012/wordml" xmlns:w16cex="http://schemas.microsoft.com/office/word/2018/wordml/cex" xmlns:w16cid="http://schemas.microsoft.com/office/word/2016/wordml/cid" xmlns:w16="http://schemas.microsoft.com/office/word/2018/wordml" xmlns:w16sdtdh="http://schemas.microsoft.com/office/word/2020/wordml/sdtdatahash" xmlns:w16se="http://schemas.microsoft.com/office/word/2015/wordml/symex" xmlns:wpg="http://schemas.microsoft.com/office/word/2010/wordprocessingGroup" xmlns:wpi="http://schemas.microsoft.com/office/word/2010/wordprocessingInk" xmlns:wne="http://schemas.microsoft.com/office/word/2006/wordml" xmlns:wps="http://schemas.microsoft.com/office/word/2010/wordprocessingShape" mc:Ignorable="w14 w15 w16se w16cid w16 w16cex w16sdtdh wp14">
+<w:endnotes xmlns:wpc="http://schemas.microsoft.com/office/word/2010/wordprocessingCanvas" xmlns:cx="http://schemas.microsoft.com/office/drawing/2014/chartex" xmlns:cx1="http://schemas.microsoft.com/office/drawing/2015/9/8/chartex" xmlns:cx2="http://schemas.microsoft.com/office/drawing/2015/10/21/chartex" xmlns:cx3="http://schemas.microsoft.com/office/drawing/2016/5/9/chartex" xmlns:cx4="http://schemas.microsoft.com/office/drawing/2016/5/10/chartex" xmlns:cx5="http://schemas.microsoft.com/office/drawing/2016/5/11/chartex" xmlns:cx6="http://schemas.microsoft.com/office/drawing/2016/5/12/chartex" xmlns:cx7="http://schemas.microsoft.com/office/drawing/2016/5/13/chartex" xmlns:cx8="http://schemas.microsoft.com/office/drawing/2016/5/14/chartex" xmlns:mc="http://schemas.openxmlformats.org/markup-compatibility/2006" xmlns:aink="http://schemas.microsoft.com/office/drawing/2016/ink" xmlns:am3d="http://schemas.microsoft.com/office/drawing/2017/model3d" xmlns:o="urn:schemas-microsoft-com:office:office" xmlns:oel="http://schemas.microsoft.com/office/2019/extlst" xmlns:r="http://schemas.openxmlformats.org/officeDocument/2006/relationships" xmlns:m="http://schemas.openxmlformats.org/officeDocument/2006/math" xmlns:v="urn:schemas-microsoft-com:vml" xmlns:wp14="http://schemas.microsoft.com/office/word/2010/wordprocessingDrawing" xmlns:wp="http://schemas.openxmlformats.org/drawingml/2006/wordprocessingDrawing" xmlns:w10="urn:schemas-microsoft-com:office:word" xmlns:w="http://schemas.openxmlformats.org/wordprocessingml/2006/main" xmlns:w14="http://schemas.microsoft.com/office/word/2010/wordml" xmlns:w15="http://schemas.microsoft.com/office/word/2012/wordml" xmlns:w16cex="http://schemas.microsoft.com/office/word/2018/wordml/cex" xmlns:w16cid="http://schemas.microsoft.com/office/word/2016/wordml/cid" xmlns:w16="http://schemas.microsoft.com/office/word/2018/wordml" xmlns:w16du="http://schemas.microsoft.com/office/word/2023/wordml/word16du" xmlns:w16sdtdh="http://schemas.microsoft.com/office/word/2020/wordml/sdtdatahash" xmlns:w16sdtfl="http://schemas.microsoft.com/office/word/2024/wordml/sdtformatlock" xmlns:w16se="http://schemas.microsoft.com/office/word/2015/wordml/symex" xmlns:wpg="http://schemas.microsoft.com/office/word/2010/wordprocessingGroup" xmlns:wpi="http://schemas.microsoft.com/office/word/2010/wordprocessingInk" xmlns:wne="http://schemas.microsoft.com/office/word/2006/wordml" xmlns:wps="http://schemas.microsoft.com/office/word/2010/wordprocessingShape" mc:Ignorable="w14 w15 w16se w16cid w16 w16cex w16sdtdh w16sdtfl w16du wp14">
   <w:endnote w:type="separator" w:id="-1">
     <w:p>
       <w:pPr>
@@ -16076,7 +17224,7 @@
 </file>
 
 <file path=word/footer1.xml><?xml version="1.0" encoding="utf-8"?>
-<w:ftr xmlns:wpc="http://schemas.microsoft.com/office/word/2010/wordprocessingCanvas" xmlns:cx="http://schemas.microsoft.com/office/drawing/2014/chartex" xmlns:cx1="http://schemas.microsoft.com/office/drawing/2015/9/8/chartex" xmlns:cx2="http://schemas.microsoft.com/office/drawing/2015/10/21/chartex" xmlns:cx3="http://schemas.microsoft.com/office/drawing/2016/5/9/chartex" xmlns:cx4="http://schemas.microsoft.com/office/drawing/2016/5/10/chartex" xmlns:cx5="http://schemas.microsoft.com/office/drawing/2016/5/11/chartex" xmlns:cx6="http://schemas.microsoft.com/office/drawing/2016/5/12/chartex" xmlns:cx7="http://schemas.microsoft.com/office/drawing/2016/5/13/chartex" xmlns:cx8="http://schemas.microsoft.com/office/drawing/2016/5/14/chartex" xmlns:mc="http://schemas.openxmlformats.org/markup-compatibility/2006" xmlns:aink="http://schemas.microsoft.com/office/drawing/2016/ink" xmlns:am3d="http://schemas.microsoft.com/office/drawing/2017/model3d" xmlns:o="urn:schemas-microsoft-com:office:office" xmlns:r="http://schemas.openxmlformats.org/officeDocument/2006/relationships" xmlns:m="http://schemas.openxmlformats.org/officeDocument/2006/math" xmlns:v="urn:schemas-microsoft-com:vml" xmlns:wp14="http://schemas.microsoft.com/office/word/2010/wordprocessingDrawing" xmlns:wp="http://schemas.openxmlformats.org/drawingml/2006/wordprocessingDrawing" xmlns:w10="urn:schemas-microsoft-com:office:word" xmlns:w="http://schemas.openxmlformats.org/wordprocessingml/2006/main" xmlns:w14="http://schemas.microsoft.com/office/word/2010/wordml" xmlns:w15="http://schemas.microsoft.com/office/word/2012/wordml" xmlns:w16cex="http://schemas.microsoft.com/office/word/2018/wordml/cex" xmlns:w16cid="http://schemas.microsoft.com/office/word/2016/wordml/cid" xmlns:w16="http://schemas.microsoft.com/office/word/2018/wordml" xmlns:w16sdtdh="http://schemas.microsoft.com/office/word/2020/wordml/sdtdatahash" xmlns:w16se="http://schemas.microsoft.com/office/word/2015/wordml/symex" xmlns:wpg="http://schemas.microsoft.com/office/word/2010/wordprocessingGroup" xmlns:wpi="http://schemas.microsoft.com/office/word/2010/wordprocessingInk" xmlns:wne="http://schemas.microsoft.com/office/word/2006/wordml" xmlns:wps="http://schemas.microsoft.com/office/word/2010/wordprocessingShape" mc:Ignorable="w14 w15 w16se w16cid w16 w16cex w16sdtdh wp14">
+<w:ftr xmlns:wpc="http://schemas.microsoft.com/office/word/2010/wordprocessingCanvas" xmlns:cx="http://schemas.microsoft.com/office/drawing/2014/chartex" xmlns:cx1="http://schemas.microsoft.com/office/drawing/2015/9/8/chartex" xmlns:cx2="http://schemas.microsoft.com/office/drawing/2015/10/21/chartex" xmlns:cx3="http://schemas.microsoft.com/office/drawing/2016/5/9/chartex" xmlns:cx4="http://schemas.microsoft.com/office/drawing/2016/5/10/chartex" xmlns:cx5="http://schemas.microsoft.com/office/drawing/2016/5/11/chartex" xmlns:cx6="http://schemas.microsoft.com/office/drawing/2016/5/12/chartex" xmlns:cx7="http://schemas.microsoft.com/office/drawing/2016/5/13/chartex" xmlns:cx8="http://schemas.microsoft.com/office/drawing/2016/5/14/chartex" xmlns:mc="http://schemas.openxmlformats.org/markup-compatibility/2006" xmlns:aink="http://schemas.microsoft.com/office/drawing/2016/ink" xmlns:am3d="http://schemas.microsoft.com/office/drawing/2017/model3d" xmlns:o="urn:schemas-microsoft-com:office:office" xmlns:oel="http://schemas.microsoft.com/office/2019/extlst" xmlns:r="http://schemas.openxmlformats.org/officeDocument/2006/relationships" xmlns:m="http://schemas.openxmlformats.org/officeDocument/2006/math" xmlns:v="urn:schemas-microsoft-com:vml" xmlns:wp14="http://schemas.microsoft.com/office/word/2010/wordprocessingDrawing" xmlns:wp="http://schemas.openxmlformats.org/drawingml/2006/wordprocessingDrawing" xmlns:w10="urn:schemas-microsoft-com:office:word" xmlns:w="http://schemas.openxmlformats.org/wordprocessingml/2006/main" xmlns:w14="http://schemas.microsoft.com/office/word/2010/wordml" xmlns:w15="http://schemas.microsoft.com/office/word/2012/wordml" xmlns:w16cex="http://schemas.microsoft.com/office/word/2018/wordml/cex" xmlns:w16cid="http://schemas.microsoft.com/office/word/2016/wordml/cid" xmlns:w16="http://schemas.microsoft.com/office/word/2018/wordml" xmlns:w16du="http://schemas.microsoft.com/office/word/2023/wordml/word16du" xmlns:w16sdtdh="http://schemas.microsoft.com/office/word/2020/wordml/sdtdatahash" xmlns:w16sdtfl="http://schemas.microsoft.com/office/word/2024/wordml/sdtformatlock" xmlns:w16se="http://schemas.microsoft.com/office/word/2015/wordml/symex" xmlns:wpg="http://schemas.microsoft.com/office/word/2010/wordprocessingGroup" xmlns:wpi="http://schemas.microsoft.com/office/word/2010/wordprocessingInk" xmlns:wne="http://schemas.microsoft.com/office/word/2006/wordml" xmlns:wps="http://schemas.microsoft.com/office/word/2010/wordprocessingShape" mc:Ignorable="w14 w15 w16se w16cid w16 w16cex w16sdtdh w16sdtfl w16du wp14">
   <w:p>
     <w:pPr>
       <w:pStyle w:val="Footer"/>
@@ -16098,7 +17246,7 @@
 </file>
 
 <file path=word/footer2.xml><?xml version="1.0" encoding="utf-8"?>
-<w:ftr xmlns:wpc="http://schemas.microsoft.com/office/word/2010/wordprocessingCanvas" xmlns:cx="http://schemas.microsoft.com/office/drawing/2014/chartex" xmlns:cx1="http://schemas.microsoft.com/office/drawing/2015/9/8/chartex" xmlns:cx2="http://schemas.microsoft.com/office/drawing/2015/10/21/chartex" xmlns:cx3="http://schemas.microsoft.com/office/drawing/2016/5/9/chartex" xmlns:cx4="http://schemas.microsoft.com/office/drawing/2016/5/10/chartex" xmlns:cx5="http://schemas.microsoft.com/office/drawing/2016/5/11/chartex" xmlns:cx6="http://schemas.microsoft.com/office/drawing/2016/5/12/chartex" xmlns:cx7="http://schemas.microsoft.com/office/drawing/2016/5/13/chartex" xmlns:cx8="http://schemas.microsoft.com/office/drawing/2016/5/14/chartex" xmlns:mc="http://schemas.openxmlformats.org/markup-compatibility/2006" xmlns:aink="http://schemas.microsoft.com/office/drawing/2016/ink" xmlns:am3d="http://schemas.microsoft.com/office/drawing/2017/model3d" xmlns:o="urn:schemas-microsoft-com:office:office" xmlns:r="http://schemas.openxmlformats.org/officeDocument/2006/relationships" xmlns:m="http://schemas.openxmlformats.org/officeDocument/2006/math" xmlns:v="urn:schemas-microsoft-com:vml" xmlns:wp14="http://schemas.microsoft.com/office/word/2010/wordprocessingDrawing" xmlns:wp="http://schemas.openxmlformats.org/drawingml/2006/wordprocessingDrawing" xmlns:w10="urn:schemas-microsoft-com:office:word" xmlns:w="http://schemas.openxmlformats.org/wordprocessingml/2006/main" xmlns:w14="http://schemas.microsoft.com/office/word/2010/wordml" xmlns:w15="http://schemas.microsoft.com/office/word/2012/wordml" xmlns:w16cex="http://schemas.microsoft.com/office/word/2018/wordml/cex" xmlns:w16cid="http://schemas.microsoft.com/office/word/2016/wordml/cid" xmlns:w16="http://schemas.microsoft.com/office/word/2018/wordml" xmlns:w16sdtdh="http://schemas.microsoft.com/office/word/2020/wordml/sdtdatahash" xmlns:w16se="http://schemas.microsoft.com/office/word/2015/wordml/symex" xmlns:wpg="http://schemas.microsoft.com/office/word/2010/wordprocessingGroup" xmlns:wpi="http://schemas.microsoft.com/office/word/2010/wordprocessingInk" xmlns:wne="http://schemas.microsoft.com/office/word/2006/wordml" xmlns:wps="http://schemas.microsoft.com/office/word/2010/wordprocessingShape" mc:Ignorable="w14 w15 w16se w16cid w16 w16cex w16sdtdh wp14">
+<w:ftr xmlns:wpc="http://schemas.microsoft.com/office/word/2010/wordprocessingCanvas" xmlns:cx="http://schemas.microsoft.com/office/drawing/2014/chartex" xmlns:cx1="http://schemas.microsoft.com/office/drawing/2015/9/8/chartex" xmlns:cx2="http://schemas.microsoft.com/office/drawing/2015/10/21/chartex" xmlns:cx3="http://schemas.microsoft.com/office/drawing/2016/5/9/chartex" xmlns:cx4="http://schemas.microsoft.com/office/drawing/2016/5/10/chartex" xmlns:cx5="http://schemas.microsoft.com/office/drawing/2016/5/11/chartex" xmlns:cx6="http://schemas.microsoft.com/office/drawing/2016/5/12/chartex" xmlns:cx7="http://schemas.microsoft.com/office/drawing/2016/5/13/chartex" xmlns:cx8="http://schemas.microsoft.com/office/drawing/2016/5/14/chartex" xmlns:mc="http://schemas.openxmlformats.org/markup-compatibility/2006" xmlns:aink="http://schemas.microsoft.com/office/drawing/2016/ink" xmlns:am3d="http://schemas.microsoft.com/office/drawing/2017/model3d" xmlns:o="urn:schemas-microsoft-com:office:office" xmlns:oel="http://schemas.microsoft.com/office/2019/extlst" xmlns:r="http://schemas.openxmlformats.org/officeDocument/2006/relationships" xmlns:m="http://schemas.openxmlformats.org/officeDocument/2006/math" xmlns:v="urn:schemas-microsoft-com:vml" xmlns:wp14="http://schemas.microsoft.com/office/word/2010/wordprocessingDrawing" xmlns:wp="http://schemas.openxmlformats.org/drawingml/2006/wordprocessingDrawing" xmlns:w10="urn:schemas-microsoft-com:office:word" xmlns:w="http://schemas.openxmlformats.org/wordprocessingml/2006/main" xmlns:w14="http://schemas.microsoft.com/office/word/2010/wordml" xmlns:w15="http://schemas.microsoft.com/office/word/2012/wordml" xmlns:w16cex="http://schemas.microsoft.com/office/word/2018/wordml/cex" xmlns:w16cid="http://schemas.microsoft.com/office/word/2016/wordml/cid" xmlns:w16="http://schemas.microsoft.com/office/word/2018/wordml" xmlns:w16du="http://schemas.microsoft.com/office/word/2023/wordml/word16du" xmlns:w16sdtdh="http://schemas.microsoft.com/office/word/2020/wordml/sdtdatahash" xmlns:w16sdtfl="http://schemas.microsoft.com/office/word/2024/wordml/sdtformatlock" xmlns:w16se="http://schemas.microsoft.com/office/word/2015/wordml/symex" xmlns:wpg="http://schemas.microsoft.com/office/word/2010/wordprocessingGroup" xmlns:wpi="http://schemas.microsoft.com/office/word/2010/wordprocessingInk" xmlns:wne="http://schemas.microsoft.com/office/word/2006/wordml" xmlns:wps="http://schemas.microsoft.com/office/word/2010/wordprocessingShape" mc:Ignorable="w14 w15 w16se w16cid w16 w16cex w16sdtdh w16sdtfl w16du wp14">
   <w:sdt>
     <w:sdtPr>
       <w:id w:val="-552073365"/>
@@ -16130,7 +17278,7 @@
 </file>
 
 <file path=word/footer3.xml><?xml version="1.0" encoding="utf-8"?>
-<w:ftr xmlns:wpc="http://schemas.microsoft.com/office/word/2010/wordprocessingCanvas" xmlns:cx="http://schemas.microsoft.com/office/drawing/2014/chartex" xmlns:cx1="http://schemas.microsoft.com/office/drawing/2015/9/8/chartex" xmlns:cx2="http://schemas.microsoft.com/office/drawing/2015/10/21/chartex" xmlns:cx3="http://schemas.microsoft.com/office/drawing/2016/5/9/chartex" xmlns:cx4="http://schemas.microsoft.com/office/drawing/2016/5/10/chartex" xmlns:cx5="http://schemas.microsoft.com/office/drawing/2016/5/11/chartex" xmlns:cx6="http://schemas.microsoft.com/office/drawing/2016/5/12/chartex" xmlns:cx7="http://schemas.microsoft.com/office/drawing/2016/5/13/chartex" xmlns:cx8="http://schemas.microsoft.com/office/drawing/2016/5/14/chartex" xmlns:mc="http://schemas.openxmlformats.org/markup-compatibility/2006" xmlns:aink="http://schemas.microsoft.com/office/drawing/2016/ink" xmlns:am3d="http://schemas.microsoft.com/office/drawing/2017/model3d" xmlns:o="urn:schemas-microsoft-com:office:office" xmlns:r="http://schemas.openxmlformats.org/officeDocument/2006/relationships" xmlns:m="http://schemas.openxmlformats.org/officeDocument/2006/math" xmlns:v="urn:schemas-microsoft-com:vml" xmlns:wp14="http://schemas.microsoft.com/office/word/2010/wordprocessingDrawing" xmlns:wp="http://schemas.openxmlformats.org/drawingml/2006/wordprocessingDrawing" xmlns:w10="urn:schemas-microsoft-com:office:word" xmlns:w="http://schemas.openxmlformats.org/wordprocessingml/2006/main" xmlns:w14="http://schemas.microsoft.com/office/word/2010/wordml" xmlns:w15="http://schemas.microsoft.com/office/word/2012/wordml" xmlns:w16cex="http://schemas.microsoft.com/office/word/2018/wordml/cex" xmlns:w16cid="http://schemas.microsoft.com/office/word/2016/wordml/cid" xmlns:w16="http://schemas.microsoft.com/office/word/2018/wordml" xmlns:w16sdtdh="http://schemas.microsoft.com/office/word/2020/wordml/sdtdatahash" xmlns:w16se="http://schemas.microsoft.com/office/word/2015/wordml/symex" xmlns:wpg="http://schemas.microsoft.com/office/word/2010/wordprocessingGroup" xmlns:wpi="http://schemas.microsoft.com/office/word/2010/wordprocessingInk" xmlns:wne="http://schemas.microsoft.com/office/word/2006/wordml" xmlns:wps="http://schemas.microsoft.com/office/word/2010/wordprocessingShape" mc:Ignorable="w14 w15 w16se w16cid w16 w16cex w16sdtdh wp14">
+<w:ftr xmlns:wpc="http://schemas.microsoft.com/office/word/2010/wordprocessingCanvas" xmlns:cx="http://schemas.microsoft.com/office/drawing/2014/chartex" xmlns:cx1="http://schemas.microsoft.com/office/drawing/2015/9/8/chartex" xmlns:cx2="http://schemas.microsoft.com/office/drawing/2015/10/21/chartex" xmlns:cx3="http://schemas.microsoft.com/office/drawing/2016/5/9/chartex" xmlns:cx4="http://schemas.microsoft.com/office/drawing/2016/5/10/chartex" xmlns:cx5="http://schemas.microsoft.com/office/drawing/2016/5/11/chartex" xmlns:cx6="http://schemas.microsoft.com/office/drawing/2016/5/12/chartex" xmlns:cx7="http://schemas.microsoft.com/office/drawing/2016/5/13/chartex" xmlns:cx8="http://schemas.microsoft.com/office/drawing/2016/5/14/chartex" xmlns:mc="http://schemas.openxmlformats.org/markup-compatibility/2006" xmlns:aink="http://schemas.microsoft.com/office/drawing/2016/ink" xmlns:am3d="http://schemas.microsoft.com/office/drawing/2017/model3d" xmlns:o="urn:schemas-microsoft-com:office:office" xmlns:oel="http://schemas.microsoft.com/office/2019/extlst" xmlns:r="http://schemas.openxmlformats.org/officeDocument/2006/relationships" xmlns:m="http://schemas.openxmlformats.org/officeDocument/2006/math" xmlns:v="urn:schemas-microsoft-com:vml" xmlns:wp14="http://schemas.microsoft.com/office/word/2010/wordprocessingDrawing" xmlns:wp="http://schemas.openxmlformats.org/drawingml/2006/wordprocessingDrawing" xmlns:w10="urn:schemas-microsoft-com:office:word" xmlns:w="http://schemas.openxmlformats.org/wordprocessingml/2006/main" xmlns:w14="http://schemas.microsoft.com/office/word/2010/wordml" xmlns:w15="http://schemas.microsoft.com/office/word/2012/wordml" xmlns:w16cex="http://schemas.microsoft.com/office/word/2018/wordml/cex" xmlns:w16cid="http://schemas.microsoft.com/office/word/2016/wordml/cid" xmlns:w16="http://schemas.microsoft.com/office/word/2018/wordml" xmlns:w16du="http://schemas.microsoft.com/office/word/2023/wordml/word16du" xmlns:w16sdtdh="http://schemas.microsoft.com/office/word/2020/wordml/sdtdatahash" xmlns:w16sdtfl="http://schemas.microsoft.com/office/word/2024/wordml/sdtformatlock" xmlns:w16se="http://schemas.microsoft.com/office/word/2015/wordml/symex" xmlns:wpg="http://schemas.microsoft.com/office/word/2010/wordprocessingGroup" xmlns:wpi="http://schemas.microsoft.com/office/word/2010/wordprocessingInk" xmlns:wne="http://schemas.microsoft.com/office/word/2006/wordml" xmlns:wps="http://schemas.microsoft.com/office/word/2010/wordprocessingShape" mc:Ignorable="w14 w15 w16se w16cid w16 w16cex w16sdtdh w16sdtfl w16du wp14">
   <w:sdt>
     <w:sdtPr>
       <w:id w:val="4715308"/>
@@ -16172,7 +17320,7 @@
               <w:rPr>
                 <w:noProof/>
               </w:rPr>
-              <w:t>2021</w:t>
+              <w:t>2026</w:t>
             </w:r>
             <w:r>
               <w:fldChar w:fldCharType="end"/>
@@ -16252,7 +17400,7 @@
 </file>
 
 <file path=word/footnotes.xml><?xml version="1.0" encoding="utf-8"?>
-<w:footnotes xmlns:wpc="http://schemas.microsoft.com/office/word/2010/wordprocessingCanvas" xmlns:cx="http://schemas.microsoft.com/office/drawing/2014/chartex" xmlns:cx1="http://schemas.microsoft.com/office/drawing/2015/9/8/chartex" xmlns:cx2="http://schemas.microsoft.com/office/drawing/2015/10/21/chartex" xmlns:cx3="http://schemas.microsoft.com/office/drawing/2016/5/9/chartex" xmlns:cx4="http://schemas.microsoft.com/office/drawing/2016/5/10/chartex" xmlns:cx5="http://schemas.microsoft.com/office/drawing/2016/5/11/chartex" xmlns:cx6="http://schemas.microsoft.com/office/drawing/2016/5/12/chartex" xmlns:cx7="http://schemas.microsoft.com/office/drawing/2016/5/13/chartex" xmlns:cx8="http://schemas.microsoft.com/office/drawing/2016/5/14/chartex" xmlns:mc="http://schemas.openxmlformats.org/markup-compatibility/2006" xmlns:aink="http://schemas.microsoft.com/office/drawing/2016/ink" xmlns:am3d="http://schemas.microsoft.com/office/drawing/2017/model3d" xmlns:o="urn:schemas-microsoft-com:office:office" xmlns:r="http://schemas.openxmlformats.org/officeDocument/2006/relationships" xmlns:m="http://schemas.openxmlformats.org/officeDocument/2006/math" xmlns:v="urn:schemas-microsoft-com:vml" xmlns:wp14="http://schemas.microsoft.com/office/word/2010/wordprocessingDrawing" xmlns:wp="http://schemas.openxmlformats.org/drawingml/2006/wordprocessingDrawing" xmlns:w10="urn:schemas-microsoft-com:office:word" xmlns:w="http://schemas.openxmlformats.org/wordprocessingml/2006/main" xmlns:w14="http://schemas.microsoft.com/office/word/2010/wordml" xmlns:w15="http://schemas.microsoft.com/office/word/2012/wordml" xmlns:w16cex="http://schemas.microsoft.com/office/word/2018/wordml/cex" xmlns:w16cid="http://schemas.microsoft.com/office/word/2016/wordml/cid" xmlns:w16="http://schemas.microsoft.com/office/word/2018/wordml" xmlns:w16sdtdh="http://schemas.microsoft.com/office/word/2020/wordml/sdtdatahash" xmlns:w16se="http://schemas.microsoft.com/office/word/2015/wordml/symex" xmlns:wpg="http://schemas.microsoft.com/office/word/2010/wordprocessingGroup" xmlns:wpi="http://schemas.microsoft.com/office/word/2010/wordprocessingInk" xmlns:wne="http://schemas.microsoft.com/office/word/2006/wordml" xmlns:wps="http://schemas.microsoft.com/office/word/2010/wordprocessingShape" mc:Ignorable="w14 w15 w16se w16cid w16 w16cex w16sdtdh wp14">
+<w:footnotes xmlns:wpc="http://schemas.microsoft.com/office/word/2010/wordprocessingCanvas" xmlns:cx="http://schemas.microsoft.com/office/drawing/2014/chartex" xmlns:cx1="http://schemas.microsoft.com/office/drawing/2015/9/8/chartex" xmlns:cx2="http://schemas.microsoft.com/office/drawing/2015/10/21/chartex" xmlns:cx3="http://schemas.microsoft.com/office/drawing/2016/5/9/chartex" xmlns:cx4="http://schemas.microsoft.com/office/drawing/2016/5/10/chartex" xmlns:cx5="http://schemas.microsoft.com/office/drawing/2016/5/11/chartex" xmlns:cx6="http://schemas.microsoft.com/office/drawing/2016/5/12/chartex" xmlns:cx7="http://schemas.microsoft.com/office/drawing/2016/5/13/chartex" xmlns:cx8="http://schemas.microsoft.com/office/drawing/2016/5/14/chartex" xmlns:mc="http://schemas.openxmlformats.org/markup-compatibility/2006" xmlns:aink="http://schemas.microsoft.com/office/drawing/2016/ink" xmlns:am3d="http://schemas.microsoft.com/office/drawing/2017/model3d" xmlns:o="urn:schemas-microsoft-com:office:office" xmlns:oel="http://schemas.microsoft.com/office/2019/extlst" xmlns:r="http://schemas.openxmlformats.org/officeDocument/2006/relationships" xmlns:m="http://schemas.openxmlformats.org/officeDocument/2006/math" xmlns:v="urn:schemas-microsoft-com:vml" xmlns:wp14="http://schemas.microsoft.com/office/word/2010/wordprocessingDrawing" xmlns:wp="http://schemas.openxmlformats.org/drawingml/2006/wordprocessingDrawing" xmlns:w10="urn:schemas-microsoft-com:office:word" xmlns:w="http://schemas.openxmlformats.org/wordprocessingml/2006/main" xmlns:w14="http://schemas.microsoft.com/office/word/2010/wordml" xmlns:w15="http://schemas.microsoft.com/office/word/2012/wordml" xmlns:w16cex="http://schemas.microsoft.com/office/word/2018/wordml/cex" xmlns:w16cid="http://schemas.microsoft.com/office/word/2016/wordml/cid" xmlns:w16="http://schemas.microsoft.com/office/word/2018/wordml" xmlns:w16du="http://schemas.microsoft.com/office/word/2023/wordml/word16du" xmlns:w16sdtdh="http://schemas.microsoft.com/office/word/2020/wordml/sdtdatahash" xmlns:w16sdtfl="http://schemas.microsoft.com/office/word/2024/wordml/sdtformatlock" xmlns:w16se="http://schemas.microsoft.com/office/word/2015/wordml/symex" xmlns:wpg="http://schemas.microsoft.com/office/word/2010/wordprocessingGroup" xmlns:wpi="http://schemas.microsoft.com/office/word/2010/wordprocessingInk" xmlns:wne="http://schemas.microsoft.com/office/word/2006/wordml" xmlns:wps="http://schemas.microsoft.com/office/word/2010/wordprocessingShape" mc:Ignorable="w14 w15 w16se w16cid w16 w16cex w16sdtdh w16sdtfl w16du wp14">
   <w:footnote w:type="separator" w:id="-1">
     <w:p>
       <w:pPr>
@@ -16277,7 +17425,7 @@
 </file>
 
 <file path=word/header1.xml><?xml version="1.0" encoding="utf-8"?>
-<w:hdr xmlns:wpc="http://schemas.microsoft.com/office/word/2010/wordprocessingCanvas" xmlns:cx="http://schemas.microsoft.com/office/drawing/2014/chartex" xmlns:cx1="http://schemas.microsoft.com/office/drawing/2015/9/8/chartex" xmlns:cx2="http://schemas.microsoft.com/office/drawing/2015/10/21/chartex" xmlns:cx3="http://schemas.microsoft.com/office/drawing/2016/5/9/chartex" xmlns:cx4="http://schemas.microsoft.com/office/drawing/2016/5/10/chartex" xmlns:cx5="http://schemas.microsoft.com/office/drawing/2016/5/11/chartex" xmlns:cx6="http://schemas.microsoft.com/office/drawing/2016/5/12/chartex" xmlns:cx7="http://schemas.microsoft.com/office/drawing/2016/5/13/chartex" xmlns:cx8="http://schemas.microsoft.com/office/drawing/2016/5/14/chartex" xmlns:mc="http://schemas.openxmlformats.org/markup-compatibility/2006" xmlns:aink="http://schemas.microsoft.com/office/drawing/2016/ink" xmlns:am3d="http://schemas.microsoft.com/office/drawing/2017/model3d" xmlns:o="urn:schemas-microsoft-com:office:office" xmlns:r="http://schemas.openxmlformats.org/officeDocument/2006/relationships" xmlns:m="http://schemas.openxmlformats.org/officeDocument/2006/math" xmlns:v="urn:schemas-microsoft-com:vml" xmlns:wp14="http://schemas.microsoft.com/office/word/2010/wordprocessingDrawing" xmlns:wp="http://schemas.openxmlformats.org/drawingml/2006/wordprocessingDrawing" xmlns:w10="urn:schemas-microsoft-com:office:word" xmlns:w="http://schemas.openxmlformats.org/wordprocessingml/2006/main" xmlns:w14="http://schemas.microsoft.com/office/word/2010/wordml" xmlns:w15="http://schemas.microsoft.com/office/word/2012/wordml" xmlns:w16cex="http://schemas.microsoft.com/office/word/2018/wordml/cex" xmlns:w16cid="http://schemas.microsoft.com/office/word/2016/wordml/cid" xmlns:w16="http://schemas.microsoft.com/office/word/2018/wordml" xmlns:w16sdtdh="http://schemas.microsoft.com/office/word/2020/wordml/sdtdatahash" xmlns:w16se="http://schemas.microsoft.com/office/word/2015/wordml/symex" xmlns:wpg="http://schemas.microsoft.com/office/word/2010/wordprocessingGroup" xmlns:wpi="http://schemas.microsoft.com/office/word/2010/wordprocessingInk" xmlns:wne="http://schemas.microsoft.com/office/word/2006/wordml" xmlns:wps="http://schemas.microsoft.com/office/word/2010/wordprocessingShape" mc:Ignorable="w14 w15 w16se w16cid w16 w16cex w16sdtdh wp14">
+<w:hdr xmlns:wpc="http://schemas.microsoft.com/office/word/2010/wordprocessingCanvas" xmlns:cx="http://schemas.microsoft.com/office/drawing/2014/chartex" xmlns:cx1="http://schemas.microsoft.com/office/drawing/2015/9/8/chartex" xmlns:cx2="http://schemas.microsoft.com/office/drawing/2015/10/21/chartex" xmlns:cx3="http://schemas.microsoft.com/office/drawing/2016/5/9/chartex" xmlns:cx4="http://schemas.microsoft.com/office/drawing/2016/5/10/chartex" xmlns:cx5="http://schemas.microsoft.com/office/drawing/2016/5/11/chartex" xmlns:cx6="http://schemas.microsoft.com/office/drawing/2016/5/12/chartex" xmlns:cx7="http://schemas.microsoft.com/office/drawing/2016/5/13/chartex" xmlns:cx8="http://schemas.microsoft.com/office/drawing/2016/5/14/chartex" xmlns:mc="http://schemas.openxmlformats.org/markup-compatibility/2006" xmlns:aink="http://schemas.microsoft.com/office/drawing/2016/ink" xmlns:am3d="http://schemas.microsoft.com/office/drawing/2017/model3d" xmlns:o="urn:schemas-microsoft-com:office:office" xmlns:oel="http://schemas.microsoft.com/office/2019/extlst" xmlns:r="http://schemas.openxmlformats.org/officeDocument/2006/relationships" xmlns:m="http://schemas.openxmlformats.org/officeDocument/2006/math" xmlns:v="urn:schemas-microsoft-com:vml" xmlns:wp14="http://schemas.microsoft.com/office/word/2010/wordprocessingDrawing" xmlns:wp="http://schemas.openxmlformats.org/drawingml/2006/wordprocessingDrawing" xmlns:w10="urn:schemas-microsoft-com:office:word" xmlns:w="http://schemas.openxmlformats.org/wordprocessingml/2006/main" xmlns:w14="http://schemas.microsoft.com/office/word/2010/wordml" xmlns:w15="http://schemas.microsoft.com/office/word/2012/wordml" xmlns:w16cex="http://schemas.microsoft.com/office/word/2018/wordml/cex" xmlns:w16cid="http://schemas.microsoft.com/office/word/2016/wordml/cid" xmlns:w16="http://schemas.microsoft.com/office/word/2018/wordml" xmlns:w16du="http://schemas.microsoft.com/office/word/2023/wordml/word16du" xmlns:w16sdtdh="http://schemas.microsoft.com/office/word/2020/wordml/sdtdatahash" xmlns:w16sdtfl="http://schemas.microsoft.com/office/word/2024/wordml/sdtformatlock" xmlns:w16se="http://schemas.microsoft.com/office/word/2015/wordml/symex" xmlns:wpg="http://schemas.microsoft.com/office/word/2010/wordprocessingGroup" xmlns:wpi="http://schemas.microsoft.com/office/word/2010/wordprocessingInk" xmlns:wne="http://schemas.microsoft.com/office/word/2006/wordml" xmlns:wps="http://schemas.microsoft.com/office/word/2010/wordprocessingShape" mc:Ignorable="w14 w15 w16se w16cid w16 w16cex w16sdtdh w16sdtfl w16du wp14">
   <w:p>
     <w:pPr>
       <w:pStyle w:val="Header"/>
@@ -16382,7 +17530,7 @@
 </file>
 
 <file path=word/header2.xml><?xml version="1.0" encoding="utf-8"?>
-<w:hdr xmlns:wpc="http://schemas.microsoft.com/office/word/2010/wordprocessingCanvas" xmlns:cx="http://schemas.microsoft.com/office/drawing/2014/chartex" xmlns:cx1="http://schemas.microsoft.com/office/drawing/2015/9/8/chartex" xmlns:cx2="http://schemas.microsoft.com/office/drawing/2015/10/21/chartex" xmlns:cx3="http://schemas.microsoft.com/office/drawing/2016/5/9/chartex" xmlns:cx4="http://schemas.microsoft.com/office/drawing/2016/5/10/chartex" xmlns:cx5="http://schemas.microsoft.com/office/drawing/2016/5/11/chartex" xmlns:cx6="http://schemas.microsoft.com/office/drawing/2016/5/12/chartex" xmlns:cx7="http://schemas.microsoft.com/office/drawing/2016/5/13/chartex" xmlns:cx8="http://schemas.microsoft.com/office/drawing/2016/5/14/chartex" xmlns:mc="http://schemas.openxmlformats.org/markup-compatibility/2006" xmlns:aink="http://schemas.microsoft.com/office/drawing/2016/ink" xmlns:am3d="http://schemas.microsoft.com/office/drawing/2017/model3d" xmlns:o="urn:schemas-microsoft-com:office:office" xmlns:r="http://schemas.openxmlformats.org/officeDocument/2006/relationships" xmlns:m="http://schemas.openxmlformats.org/officeDocument/2006/math" xmlns:v="urn:schemas-microsoft-com:vml" xmlns:wp14="http://schemas.microsoft.com/office/word/2010/wordprocessingDrawing" xmlns:wp="http://schemas.openxmlformats.org/drawingml/2006/wordprocessingDrawing" xmlns:w10="urn:schemas-microsoft-com:office:word" xmlns:w="http://schemas.openxmlformats.org/wordprocessingml/2006/main" xmlns:w14="http://schemas.microsoft.com/office/word/2010/wordml" xmlns:w15="http://schemas.microsoft.com/office/word/2012/wordml" xmlns:w16cex="http://schemas.microsoft.com/office/word/2018/wordml/cex" xmlns:w16cid="http://schemas.microsoft.com/office/word/2016/wordml/cid" xmlns:w16="http://schemas.microsoft.com/office/word/2018/wordml" xmlns:w16sdtdh="http://schemas.microsoft.com/office/word/2020/wordml/sdtdatahash" xmlns:w16se="http://schemas.microsoft.com/office/word/2015/wordml/symex" xmlns:wpg="http://schemas.microsoft.com/office/word/2010/wordprocessingGroup" xmlns:wpi="http://schemas.microsoft.com/office/word/2010/wordprocessingInk" xmlns:wne="http://schemas.microsoft.com/office/word/2006/wordml" xmlns:wps="http://schemas.microsoft.com/office/word/2010/wordprocessingShape" mc:Ignorable="w14 w15 w16se w16cid w16 w16cex w16sdtdh wp14">
+<w:hdr xmlns:wpc="http://schemas.microsoft.com/office/word/2010/wordprocessingCanvas" xmlns:cx="http://schemas.microsoft.com/office/drawing/2014/chartex" xmlns:cx1="http://schemas.microsoft.com/office/drawing/2015/9/8/chartex" xmlns:cx2="http://schemas.microsoft.com/office/drawing/2015/10/21/chartex" xmlns:cx3="http://schemas.microsoft.com/office/drawing/2016/5/9/chartex" xmlns:cx4="http://schemas.microsoft.com/office/drawing/2016/5/10/chartex" xmlns:cx5="http://schemas.microsoft.com/office/drawing/2016/5/11/chartex" xmlns:cx6="http://schemas.microsoft.com/office/drawing/2016/5/12/chartex" xmlns:cx7="http://schemas.microsoft.com/office/drawing/2016/5/13/chartex" xmlns:cx8="http://schemas.microsoft.com/office/drawing/2016/5/14/chartex" xmlns:mc="http://schemas.openxmlformats.org/markup-compatibility/2006" xmlns:aink="http://schemas.microsoft.com/office/drawing/2016/ink" xmlns:am3d="http://schemas.microsoft.com/office/drawing/2017/model3d" xmlns:o="urn:schemas-microsoft-com:office:office" xmlns:oel="http://schemas.microsoft.com/office/2019/extlst" xmlns:r="http://schemas.openxmlformats.org/officeDocument/2006/relationships" xmlns:m="http://schemas.openxmlformats.org/officeDocument/2006/math" xmlns:v="urn:schemas-microsoft-com:vml" xmlns:wp14="http://schemas.microsoft.com/office/word/2010/wordprocessingDrawing" xmlns:wp="http://schemas.openxmlformats.org/drawingml/2006/wordprocessingDrawing" xmlns:w10="urn:schemas-microsoft-com:office:word" xmlns:w="http://schemas.openxmlformats.org/wordprocessingml/2006/main" xmlns:w14="http://schemas.microsoft.com/office/word/2010/wordml" xmlns:w15="http://schemas.microsoft.com/office/word/2012/wordml" xmlns:w16cex="http://schemas.microsoft.com/office/word/2018/wordml/cex" xmlns:w16cid="http://schemas.microsoft.com/office/word/2016/wordml/cid" xmlns:w16="http://schemas.microsoft.com/office/word/2018/wordml" xmlns:w16du="http://schemas.microsoft.com/office/word/2023/wordml/word16du" xmlns:w16sdtdh="http://schemas.microsoft.com/office/word/2020/wordml/sdtdatahash" xmlns:w16sdtfl="http://schemas.microsoft.com/office/word/2024/wordml/sdtformatlock" xmlns:w16se="http://schemas.microsoft.com/office/word/2015/wordml/symex" xmlns:wpg="http://schemas.microsoft.com/office/word/2010/wordprocessingGroup" xmlns:wpi="http://schemas.microsoft.com/office/word/2010/wordprocessingInk" xmlns:wne="http://schemas.microsoft.com/office/word/2006/wordml" xmlns:wps="http://schemas.microsoft.com/office/word/2010/wordprocessingShape" mc:Ignorable="w14 w15 w16se w16cid w16 w16cex w16sdtdh w16sdtfl w16du wp14">
   <w:p>
     <w:pPr>
       <w:pStyle w:val="Header"/>
@@ -16463,7 +17611,7 @@
 </file>
 
 <file path=word/header3.xml><?xml version="1.0" encoding="utf-8"?>
-<w:hdr xmlns:wpc="http://schemas.microsoft.com/office/word/2010/wordprocessingCanvas" xmlns:cx="http://schemas.microsoft.com/office/drawing/2014/chartex" xmlns:cx1="http://schemas.microsoft.com/office/drawing/2015/9/8/chartex" xmlns:cx2="http://schemas.microsoft.com/office/drawing/2015/10/21/chartex" xmlns:cx3="http://schemas.microsoft.com/office/drawing/2016/5/9/chartex" xmlns:cx4="http://schemas.microsoft.com/office/drawing/2016/5/10/chartex" xmlns:cx5="http://schemas.microsoft.com/office/drawing/2016/5/11/chartex" xmlns:cx6="http://schemas.microsoft.com/office/drawing/2016/5/12/chartex" xmlns:cx7="http://schemas.microsoft.com/office/drawing/2016/5/13/chartex" xmlns:cx8="http://schemas.microsoft.com/office/drawing/2016/5/14/chartex" xmlns:mc="http://schemas.openxmlformats.org/markup-compatibility/2006" xmlns:aink="http://schemas.microsoft.com/office/drawing/2016/ink" xmlns:am3d="http://schemas.microsoft.com/office/drawing/2017/model3d" xmlns:o="urn:schemas-microsoft-com:office:office" xmlns:r="http://schemas.openxmlformats.org/officeDocument/2006/relationships" xmlns:m="http://schemas.openxmlformats.org/officeDocument/2006/math" xmlns:v="urn:schemas-microsoft-com:vml" xmlns:wp14="http://schemas.microsoft.com/office/word/2010/wordprocessingDrawing" xmlns:wp="http://schemas.openxmlformats.org/drawingml/2006/wordprocessingDrawing" xmlns:w10="urn:schemas-microsoft-com:office:word" xmlns:w="http://schemas.openxmlformats.org/wordprocessingml/2006/main" xmlns:w14="http://schemas.microsoft.com/office/word/2010/wordml" xmlns:w15="http://schemas.microsoft.com/office/word/2012/wordml" xmlns:w16cex="http://schemas.microsoft.com/office/word/2018/wordml/cex" xmlns:w16cid="http://schemas.microsoft.com/office/word/2016/wordml/cid" xmlns:w16="http://schemas.microsoft.com/office/word/2018/wordml" xmlns:w16sdtdh="http://schemas.microsoft.com/office/word/2020/wordml/sdtdatahash" xmlns:w16se="http://schemas.microsoft.com/office/word/2015/wordml/symex" xmlns:wpg="http://schemas.microsoft.com/office/word/2010/wordprocessingGroup" xmlns:wpi="http://schemas.microsoft.com/office/word/2010/wordprocessingInk" xmlns:wne="http://schemas.microsoft.com/office/word/2006/wordml" xmlns:wps="http://schemas.microsoft.com/office/word/2010/wordprocessingShape" mc:Ignorable="w14 w15 w16se w16cid w16 w16cex w16sdtdh wp14">
+<w:hdr xmlns:wpc="http://schemas.microsoft.com/office/word/2010/wordprocessingCanvas" xmlns:cx="http://schemas.microsoft.com/office/drawing/2014/chartex" xmlns:cx1="http://schemas.microsoft.com/office/drawing/2015/9/8/chartex" xmlns:cx2="http://schemas.microsoft.com/office/drawing/2015/10/21/chartex" xmlns:cx3="http://schemas.microsoft.com/office/drawing/2016/5/9/chartex" xmlns:cx4="http://schemas.microsoft.com/office/drawing/2016/5/10/chartex" xmlns:cx5="http://schemas.microsoft.com/office/drawing/2016/5/11/chartex" xmlns:cx6="http://schemas.microsoft.com/office/drawing/2016/5/12/chartex" xmlns:cx7="http://schemas.microsoft.com/office/drawing/2016/5/13/chartex" xmlns:cx8="http://schemas.microsoft.com/office/drawing/2016/5/14/chartex" xmlns:mc="http://schemas.openxmlformats.org/markup-compatibility/2006" xmlns:aink="http://schemas.microsoft.com/office/drawing/2016/ink" xmlns:am3d="http://schemas.microsoft.com/office/drawing/2017/model3d" xmlns:o="urn:schemas-microsoft-com:office:office" xmlns:oel="http://schemas.microsoft.com/office/2019/extlst" xmlns:r="http://schemas.openxmlformats.org/officeDocument/2006/relationships" xmlns:m="http://schemas.openxmlformats.org/officeDocument/2006/math" xmlns:v="urn:schemas-microsoft-com:vml" xmlns:wp14="http://schemas.microsoft.com/office/word/2010/wordprocessingDrawing" xmlns:wp="http://schemas.openxmlformats.org/drawingml/2006/wordprocessingDrawing" xmlns:w10="urn:schemas-microsoft-com:office:word" xmlns:w="http://schemas.openxmlformats.org/wordprocessingml/2006/main" xmlns:w14="http://schemas.microsoft.com/office/word/2010/wordml" xmlns:w15="http://schemas.microsoft.com/office/word/2012/wordml" xmlns:w16cex="http://schemas.microsoft.com/office/word/2018/wordml/cex" xmlns:w16cid="http://schemas.microsoft.com/office/word/2016/wordml/cid" xmlns:w16="http://schemas.microsoft.com/office/word/2018/wordml" xmlns:w16du="http://schemas.microsoft.com/office/word/2023/wordml/word16du" xmlns:w16sdtdh="http://schemas.microsoft.com/office/word/2020/wordml/sdtdatahash" xmlns:w16sdtfl="http://schemas.microsoft.com/office/word/2024/wordml/sdtformatlock" xmlns:w16se="http://schemas.microsoft.com/office/word/2015/wordml/symex" xmlns:wpg="http://schemas.microsoft.com/office/word/2010/wordprocessingGroup" xmlns:wpi="http://schemas.microsoft.com/office/word/2010/wordprocessingInk" xmlns:wne="http://schemas.microsoft.com/office/word/2006/wordml" xmlns:wps="http://schemas.microsoft.com/office/word/2010/wordprocessingShape" mc:Ignorable="w14 w15 w16se w16cid w16 w16cex w16sdtdh w16sdtfl w16du wp14">
   <w:p>
     <w:pPr>
       <w:pStyle w:val="Header"/>
@@ -16473,7 +17621,7 @@
 </file>
 
 <file path=word/numbering.xml><?xml version="1.0" encoding="utf-8"?>
-<w:numbering xmlns:wpc="http://schemas.microsoft.com/office/word/2010/wordprocessingCanvas" xmlns:cx="http://schemas.microsoft.com/office/drawing/2014/chartex" xmlns:cx1="http://schemas.microsoft.com/office/drawing/2015/9/8/chartex" xmlns:cx2="http://schemas.microsoft.com/office/drawing/2015/10/21/chartex" xmlns:cx3="http://schemas.microsoft.com/office/drawing/2016/5/9/chartex" xmlns:cx4="http://schemas.microsoft.com/office/drawing/2016/5/10/chartex" xmlns:cx5="http://schemas.microsoft.com/office/drawing/2016/5/11/chartex" xmlns:cx6="http://schemas.microsoft.com/office/drawing/2016/5/12/chartex" xmlns:cx7="http://schemas.microsoft.com/office/drawing/2016/5/13/chartex" xmlns:cx8="http://schemas.microsoft.com/office/drawing/2016/5/14/chartex" xmlns:mc="http://schemas.openxmlformats.org/markup-compatibility/2006" xmlns:aink="http://schemas.microsoft.com/office/drawing/2016/ink" xmlns:am3d="http://schemas.microsoft.com/office/drawing/2017/model3d" xmlns:o="urn:schemas-microsoft-com:office:office" xmlns:r="http://schemas.openxmlformats.org/officeDocument/2006/relationships" xmlns:m="http://schemas.openxmlformats.org/officeDocument/2006/math" xmlns:v="urn:schemas-microsoft-com:vml" xmlns:wp14="http://schemas.microsoft.com/office/word/2010/wordprocessingDrawing" xmlns:wp="http://schemas.openxmlformats.org/drawingml/2006/wordprocessingDrawing" xmlns:w10="urn:schemas-microsoft-com:office:word" xmlns:w="http://schemas.openxmlformats.org/wordprocessingml/2006/main" xmlns:w14="http://schemas.microsoft.com/office/word/2010/wordml" xmlns:w15="http://schemas.microsoft.com/office/word/2012/wordml" xmlns:w16cex="http://schemas.microsoft.com/office/word/2018/wordml/cex" xmlns:w16cid="http://schemas.microsoft.com/office/word/2016/wordml/cid" xmlns:w16="http://schemas.microsoft.com/office/word/2018/wordml" xmlns:w16sdtdh="http://schemas.microsoft.com/office/word/2020/wordml/sdtdatahash" xmlns:w16se="http://schemas.microsoft.com/office/word/2015/wordml/symex" xmlns:wpg="http://schemas.microsoft.com/office/word/2010/wordprocessingGroup" xmlns:wpi="http://schemas.microsoft.com/office/word/2010/wordprocessingInk" xmlns:wne="http://schemas.microsoft.com/office/word/2006/wordml" xmlns:wps="http://schemas.microsoft.com/office/word/2010/wordprocessingShape" mc:Ignorable="w14 w15 w16se w16cid w16 w16cex w16sdtdh wp14">
+<w:numbering xmlns:wpc="http://schemas.microsoft.com/office/word/2010/wordprocessingCanvas" xmlns:cx="http://schemas.microsoft.com/office/drawing/2014/chartex" xmlns:cx1="http://schemas.microsoft.com/office/drawing/2015/9/8/chartex" xmlns:cx2="http://schemas.microsoft.com/office/drawing/2015/10/21/chartex" xmlns:cx3="http://schemas.microsoft.com/office/drawing/2016/5/9/chartex" xmlns:cx4="http://schemas.microsoft.com/office/drawing/2016/5/10/chartex" xmlns:cx5="http://schemas.microsoft.com/office/drawing/2016/5/11/chartex" xmlns:cx6="http://schemas.microsoft.com/office/drawing/2016/5/12/chartex" xmlns:cx7="http://schemas.microsoft.com/office/drawing/2016/5/13/chartex" xmlns:cx8="http://schemas.microsoft.com/office/drawing/2016/5/14/chartex" xmlns:mc="http://schemas.openxmlformats.org/markup-compatibility/2006" xmlns:aink="http://schemas.microsoft.com/office/drawing/2016/ink" xmlns:am3d="http://schemas.microsoft.com/office/drawing/2017/model3d" xmlns:o="urn:schemas-microsoft-com:office:office" xmlns:oel="http://schemas.microsoft.com/office/2019/extlst" xmlns:r="http://schemas.openxmlformats.org/officeDocument/2006/relationships" xmlns:m="http://schemas.openxmlformats.org/officeDocument/2006/math" xmlns:v="urn:schemas-microsoft-com:vml" xmlns:wp14="http://schemas.microsoft.com/office/word/2010/wordprocessingDrawing" xmlns:wp="http://schemas.openxmlformats.org/drawingml/2006/wordprocessingDrawing" xmlns:w10="urn:schemas-microsoft-com:office:word" xmlns:w="http://schemas.openxmlformats.org/wordprocessingml/2006/main" xmlns:w14="http://schemas.microsoft.com/office/word/2010/wordml" xmlns:w15="http://schemas.microsoft.com/office/word/2012/wordml" xmlns:w16cex="http://schemas.microsoft.com/office/word/2018/wordml/cex" xmlns:w16cid="http://schemas.microsoft.com/office/word/2016/wordml/cid" xmlns:w16="http://schemas.microsoft.com/office/word/2018/wordml" xmlns:w16du="http://schemas.microsoft.com/office/word/2023/wordml/word16du" xmlns:w16sdtdh="http://schemas.microsoft.com/office/word/2020/wordml/sdtdatahash" xmlns:w16sdtfl="http://schemas.microsoft.com/office/word/2024/wordml/sdtformatlock" xmlns:w16se="http://schemas.microsoft.com/office/word/2015/wordml/symex" xmlns:wpg="http://schemas.microsoft.com/office/word/2010/wordprocessingGroup" xmlns:wpi="http://schemas.microsoft.com/office/word/2010/wordprocessingInk" xmlns:wne="http://schemas.microsoft.com/office/word/2006/wordml" xmlns:wps="http://schemas.microsoft.com/office/word/2010/wordprocessingShape" mc:Ignorable="w14 w15 w16se w16cid w16 w16cex w16sdtdh w16sdtfl w16du wp14">
   <w:abstractNum w:abstractNumId="0" w15:restartNumberingAfterBreak="0">
     <w:nsid w:val="01A42758"/>
     <w:multiLevelType w:val="hybridMultilevel"/>
@@ -20192,128 +21340,128 @@
       </w:pPr>
     </w:lvl>
   </w:abstractNum>
-  <w:num w:numId="1">
+  <w:num w:numId="1" w16cid:durableId="99377934">
     <w:abstractNumId w:val="5"/>
   </w:num>
-  <w:num w:numId="2">
+  <w:num w:numId="2" w16cid:durableId="868880137">
     <w:abstractNumId w:val="23"/>
   </w:num>
-  <w:num w:numId="3">
+  <w:num w:numId="3" w16cid:durableId="258299508">
     <w:abstractNumId w:val="36"/>
   </w:num>
-  <w:num w:numId="4">
+  <w:num w:numId="4" w16cid:durableId="772167334">
     <w:abstractNumId w:val="36"/>
     <w:lvlOverride w:ilvl="0">
       <w:startOverride w:val="1"/>
     </w:lvlOverride>
   </w:num>
-  <w:num w:numId="5">
+  <w:num w:numId="5" w16cid:durableId="1394159913">
     <w:abstractNumId w:val="19"/>
   </w:num>
-  <w:num w:numId="6">
+  <w:num w:numId="6" w16cid:durableId="1900941065">
     <w:abstractNumId w:val="4"/>
   </w:num>
-  <w:num w:numId="7">
+  <w:num w:numId="7" w16cid:durableId="1569652767">
     <w:abstractNumId w:val="25"/>
   </w:num>
-  <w:num w:numId="8">
+  <w:num w:numId="8" w16cid:durableId="1932663422">
     <w:abstractNumId w:val="3"/>
   </w:num>
-  <w:num w:numId="9">
+  <w:num w:numId="9" w16cid:durableId="359823683">
     <w:abstractNumId w:val="18"/>
   </w:num>
-  <w:num w:numId="10">
+  <w:num w:numId="10" w16cid:durableId="100883529">
     <w:abstractNumId w:val="31"/>
   </w:num>
-  <w:num w:numId="11">
+  <w:num w:numId="11" w16cid:durableId="877158513">
     <w:abstractNumId w:val="20"/>
   </w:num>
-  <w:num w:numId="12">
+  <w:num w:numId="12" w16cid:durableId="1311715008">
     <w:abstractNumId w:val="33"/>
   </w:num>
-  <w:num w:numId="13">
+  <w:num w:numId="13" w16cid:durableId="1756785801">
     <w:abstractNumId w:val="21"/>
   </w:num>
-  <w:num w:numId="14">
+  <w:num w:numId="14" w16cid:durableId="1242787186">
     <w:abstractNumId w:val="28"/>
   </w:num>
-  <w:num w:numId="15">
+  <w:num w:numId="15" w16cid:durableId="148404563">
     <w:abstractNumId w:val="27"/>
   </w:num>
-  <w:num w:numId="16">
+  <w:num w:numId="16" w16cid:durableId="1284727062">
     <w:abstractNumId w:val="16"/>
   </w:num>
-  <w:num w:numId="17">
+  <w:num w:numId="17" w16cid:durableId="133832888">
     <w:abstractNumId w:val="8"/>
   </w:num>
-  <w:num w:numId="18">
+  <w:num w:numId="18" w16cid:durableId="1428428547">
     <w:abstractNumId w:val="14"/>
   </w:num>
-  <w:num w:numId="19">
+  <w:num w:numId="19" w16cid:durableId="21051753">
     <w:abstractNumId w:val="0"/>
   </w:num>
-  <w:num w:numId="20">
+  <w:num w:numId="20" w16cid:durableId="1202089490">
     <w:abstractNumId w:val="13"/>
   </w:num>
-  <w:num w:numId="21">
+  <w:num w:numId="21" w16cid:durableId="483736853">
     <w:abstractNumId w:val="12"/>
   </w:num>
-  <w:num w:numId="22">
+  <w:num w:numId="22" w16cid:durableId="73627198">
     <w:abstractNumId w:val="17"/>
   </w:num>
-  <w:num w:numId="23">
+  <w:num w:numId="23" w16cid:durableId="612399958">
     <w:abstractNumId w:val="24"/>
   </w:num>
-  <w:num w:numId="24">
+  <w:num w:numId="24" w16cid:durableId="118686761">
     <w:abstractNumId w:val="26"/>
   </w:num>
-  <w:num w:numId="25">
+  <w:num w:numId="25" w16cid:durableId="1817531235">
     <w:abstractNumId w:val="34"/>
   </w:num>
-  <w:num w:numId="26">
+  <w:num w:numId="26" w16cid:durableId="616451171">
     <w:abstractNumId w:val="11"/>
   </w:num>
-  <w:num w:numId="27">
+  <w:num w:numId="27" w16cid:durableId="825781575">
     <w:abstractNumId w:val="10"/>
   </w:num>
-  <w:num w:numId="28">
+  <w:num w:numId="28" w16cid:durableId="321126793">
     <w:abstractNumId w:val="15"/>
   </w:num>
-  <w:num w:numId="29">
+  <w:num w:numId="29" w16cid:durableId="2128885867">
     <w:abstractNumId w:val="29"/>
   </w:num>
-  <w:num w:numId="30">
+  <w:num w:numId="30" w16cid:durableId="808013334">
     <w:abstractNumId w:val="7"/>
   </w:num>
-  <w:num w:numId="31">
+  <w:num w:numId="31" w16cid:durableId="1891109776">
     <w:abstractNumId w:val="32"/>
   </w:num>
-  <w:num w:numId="32">
+  <w:num w:numId="32" w16cid:durableId="1480144993">
     <w:abstractNumId w:val="1"/>
   </w:num>
-  <w:num w:numId="33">
+  <w:num w:numId="33" w16cid:durableId="1700738962">
     <w:abstractNumId w:val="30"/>
   </w:num>
-  <w:num w:numId="34">
+  <w:num w:numId="34" w16cid:durableId="560486880">
     <w:abstractNumId w:val="2"/>
   </w:num>
-  <w:num w:numId="35">
+  <w:num w:numId="35" w16cid:durableId="1681272045">
     <w:abstractNumId w:val="35"/>
   </w:num>
-  <w:num w:numId="36">
+  <w:num w:numId="36" w16cid:durableId="1790122157">
     <w:abstractNumId w:val="6"/>
   </w:num>
-  <w:num w:numId="37">
+  <w:num w:numId="37" w16cid:durableId="2146969503">
     <w:abstractNumId w:val="22"/>
   </w:num>
-  <w:num w:numId="38">
+  <w:num w:numId="38" w16cid:durableId="1802141503">
     <w:abstractNumId w:val="9"/>
   </w:num>
 </w:numbering>
 </file>
 
 <file path=word/styles.xml><?xml version="1.0" encoding="utf-8"?>
-<w:styles xmlns:mc="http://schemas.openxmlformats.org/markup-compatibility/2006" xmlns:r="http://schemas.openxmlformats.org/officeDocument/2006/relationships" xmlns:w="http://schemas.openxmlformats.org/wordprocessingml/2006/main" xmlns:w14="http://schemas.microsoft.com/office/word/2010/wordml" xmlns:w15="http://schemas.microsoft.com/office/word/2012/wordml" xmlns:w16cex="http://schemas.microsoft.com/office/word/2018/wordml/cex" xmlns:w16cid="http://schemas.microsoft.com/office/word/2016/wordml/cid" xmlns:w16="http://schemas.microsoft.com/office/word/2018/wordml" xmlns:w16sdtdh="http://schemas.microsoft.com/office/word/2020/wordml/sdtdatahash" xmlns:w16se="http://schemas.microsoft.com/office/word/2015/wordml/symex" mc:Ignorable="w14 w15 w16se w16cid w16 w16cex w16sdtdh">
+<w:styles xmlns:mc="http://schemas.openxmlformats.org/markup-compatibility/2006" xmlns:r="http://schemas.openxmlformats.org/officeDocument/2006/relationships" xmlns:w="http://schemas.openxmlformats.org/wordprocessingml/2006/main" xmlns:w14="http://schemas.microsoft.com/office/word/2010/wordml" xmlns:w15="http://schemas.microsoft.com/office/word/2012/wordml" xmlns:w16cex="http://schemas.microsoft.com/office/word/2018/wordml/cex" xmlns:w16cid="http://schemas.microsoft.com/office/word/2016/wordml/cid" xmlns:w16="http://schemas.microsoft.com/office/word/2018/wordml" xmlns:w16du="http://schemas.microsoft.com/office/word/2023/wordml/word16du" xmlns:w16sdtdh="http://schemas.microsoft.com/office/word/2020/wordml/sdtdatahash" xmlns:w16sdtfl="http://schemas.microsoft.com/office/word/2024/wordml/sdtformatlock" xmlns:w16se="http://schemas.microsoft.com/office/word/2015/wordml/symex" mc:Ignorable="w14 w15 w16se w16cid w16 w16cex w16sdtdh w16sdtfl w16du">
   <w:docDefaults>
     <w:rPrDefault>
       <w:rPr>
@@ -21652,6 +22800,21 @@
       <w:szCs w:val="26"/>
     </w:rPr>
   </w:style>
+  <w:style w:type="paragraph" w:styleId="Revision">
+    <w:name w:val="Revision"/>
+    <w:hidden/>
+    <w:uiPriority w:val="99"/>
+    <w:semiHidden/>
+    <w:rsid w:val="00600E1E"/>
+    <w:pPr>
+      <w:spacing w:after="0" w:line="240" w:lineRule="auto"/>
+    </w:pPr>
+    <w:rPr>
+      <w:rFonts w:ascii="Calibri" w:hAnsi="Calibri"/>
+      <w:color w:val="333E48"/>
+      <w:lang w:val="en-US"/>
+    </w:rPr>
+  </w:style>
 </w:styles>
 </file>
 
@@ -21951,10 +23114,6 @@
 </file>
 
 <file path=customXml/item1.xml><?xml version="1.0" encoding="utf-8"?>
-<b:Sources xmlns:b="http://schemas.openxmlformats.org/officeDocument/2006/bibliography" xmlns="http://schemas.openxmlformats.org/officeDocument/2006/bibliography" SelectedStyle="\APASixthEditionOfficeOnline.xsl" StyleName="APA" Version="6"/>
-</file>
-
-<file path=customXml/item2.xml><?xml version="1.0" encoding="utf-8"?>
 <ct:contentTypeSchema xmlns:ct="http://schemas.microsoft.com/office/2006/metadata/contentType" xmlns:ma="http://schemas.microsoft.com/office/2006/metadata/properties/metaAttributes" ct:_="" ma:_="" ma:contentTypeName="Document" ma:contentTypeID="0x010100D7B1D74EC76F0543A2A786F7BBB71455" ma:contentTypeVersion="13" ma:contentTypeDescription="Create a new document." ma:contentTypeScope="" ma:versionID="d44ee67e777beb8fb57156f08b7c15d9">
   <xsd:schema xmlns:xsd="http://www.w3.org/2001/XMLSchema" xmlns:xs="http://www.w3.org/2001/XMLSchema" xmlns:p="http://schemas.microsoft.com/office/2006/metadata/properties" xmlns:ns3="25a0bd3e-aadc-4647-897c-4fb5b4ca6f44" xmlns:ns4="26021e78-3421-4d03-b777-6ee7999b1f11" targetNamespace="http://schemas.microsoft.com/office/2006/metadata/properties" ma:root="true" ma:fieldsID="b124179579890ee79a34dd44cff897c4" ns3:_="" ns4:_="">
     <xsd:import namespace="25a0bd3e-aadc-4647-897c-4fb5b4ca6f44"/>
@@ -22177,7 +23336,17 @@
 </ct:contentTypeSchema>
 </file>
 
+<file path=customXml/item2.xml><?xml version="1.0" encoding="utf-8"?>
+<b:Sources xmlns:b="http://schemas.openxmlformats.org/officeDocument/2006/bibliography" xmlns="http://schemas.openxmlformats.org/officeDocument/2006/bibliography" SelectedStyle="\APASixthEditionOfficeOnline.xsl" StyleName="APA" Version="6"/>
+</file>
+
 <file path=customXml/item3.xml><?xml version="1.0" encoding="utf-8"?>
+<p:properties xmlns:p="http://schemas.microsoft.com/office/2006/metadata/properties" xmlns:xsi="http://www.w3.org/2001/XMLSchema-instance" xmlns:pc="http://schemas.microsoft.com/office/infopath/2007/PartnerControls">
+  <documentManagement/>
+</p:properties>
+</file>
+
+<file path=customXml/item4.xml><?xml version="1.0" encoding="utf-8"?>
 <?mso-contentType ?>
 <FormTemplates xmlns="http://schemas.microsoft.com/sharepoint/v3/contenttype/forms">
   <Display>DocumentLibraryForm</Display>
@@ -22186,21 +23355,7 @@
 </FormTemplates>
 </file>
 
-<file path=customXml/item4.xml><?xml version="1.0" encoding="utf-8"?>
-<p:properties xmlns:p="http://schemas.microsoft.com/office/2006/metadata/properties" xmlns:xsi="http://www.w3.org/2001/XMLSchema-instance" xmlns:pc="http://schemas.microsoft.com/office/infopath/2007/PartnerControls">
-  <documentManagement/>
-</p:properties>
-</file>
-
 <file path=customXml/itemProps1.xml><?xml version="1.0" encoding="utf-8"?>
-<ds:datastoreItem xmlns:ds="http://schemas.openxmlformats.org/officeDocument/2006/customXml" ds:itemID="{2EC90435-E6E8-46B4-85AE-C47C8888455B}">
-  <ds:schemaRefs>
-    <ds:schemaRef ds:uri="http://schemas.openxmlformats.org/officeDocument/2006/bibliography"/>
-  </ds:schemaRefs>
-</ds:datastoreItem>
-</file>
-
-<file path=customXml/itemProps2.xml><?xml version="1.0" encoding="utf-8"?>
 <ds:datastoreItem xmlns:ds="http://schemas.openxmlformats.org/officeDocument/2006/customXml" ds:itemID="{A66C93B0-EDC1-4DAF-AF39-5E91DF5680BA}">
   <ds:schemaRefs>
     <ds:schemaRef ds:uri="http://schemas.microsoft.com/office/2006/metadata/contentType"/>
@@ -22219,19 +23374,27 @@
 </ds:datastoreItem>
 </file>
 
-<file path=customXml/itemProps3.xml><?xml version="1.0" encoding="utf-8"?>
-<ds:datastoreItem xmlns:ds="http://schemas.openxmlformats.org/officeDocument/2006/customXml" ds:itemID="{8D986FBC-EAED-4C1B-B35F-8202BBD4A051}">
+<file path=customXml/itemProps2.xml><?xml version="1.0" encoding="utf-8"?>
+<ds:datastoreItem xmlns:ds="http://schemas.openxmlformats.org/officeDocument/2006/customXml" ds:itemID="{2EC90435-E6E8-46B4-85AE-C47C8888455B}">
   <ds:schemaRefs>
-    <ds:schemaRef ds:uri="http://schemas.microsoft.com/sharepoint/v3/contenttype/forms"/>
+    <ds:schemaRef ds:uri="http://schemas.openxmlformats.org/officeDocument/2006/bibliography"/>
   </ds:schemaRefs>
 </ds:datastoreItem>
 </file>
 
-<file path=customXml/itemProps4.xml><?xml version="1.0" encoding="utf-8"?>
+<file path=customXml/itemProps3.xml><?xml version="1.0" encoding="utf-8"?>
 <ds:datastoreItem xmlns:ds="http://schemas.openxmlformats.org/officeDocument/2006/customXml" ds:itemID="{4BB8D13D-B366-4343-8B5A-7A513F32A569}">
   <ds:schemaRefs>
     <ds:schemaRef ds:uri="http://schemas.microsoft.com/office/2006/metadata/properties"/>
     <ds:schemaRef ds:uri="http://schemas.microsoft.com/office/infopath/2007/PartnerControls"/>
   </ds:schemaRefs>
 </ds:datastoreItem>
+</file>
+
+<file path=customXml/itemProps4.xml><?xml version="1.0" encoding="utf-8"?>
+<ds:datastoreItem xmlns:ds="http://schemas.openxmlformats.org/officeDocument/2006/customXml" ds:itemID="{8D986FBC-EAED-4C1B-B35F-8202BBD4A051}">
+  <ds:schemaRefs>
+    <ds:schemaRef ds:uri="http://schemas.microsoft.com/sharepoint/v3/contenttype/forms"/>
+  </ds:schemaRefs>
+</ds:datastoreItem>
 </file>